--- a/Dddd-Aga/D505-APa.docx
+++ b/Dddd-Aga/D505-APa.docx
@@ -202,6 +202,7 @@
           <w:rFonts w:ascii="Arian Grqi" w:hAnsi="Arian Grqi" w:cs="Arian Grqi"/>
           <w:i/>
           <w:iCs/>
+          <w:noProof/>
           <w:lang w:val="hy-AM"/>
         </w:rPr>
       </w:pPr>
@@ -213,6 +214,7 @@
           <w:bCs/>
           <w:i/>
           <w:iCs/>
+          <w:noProof/>
           <w:color w:val="auto"/>
           <w:sz w:val="32"/>
           <w:szCs w:val="32"/>
@@ -232,6 +234,7 @@
         <w:jc w:val="center"/>
         <w:rPr>
           <w:rFonts w:ascii="Arian Grqi" w:hAnsi="Arian Grqi" w:cs="Arian Grqi"/>
+          <w:noProof/>
           <w:color w:val="0070C0"/>
           <w:sz w:val="20"/>
           <w:szCs w:val="20"/>
@@ -243,6 +246,7 @@
           <w:rFonts w:ascii="Arian Grqi" w:hAnsi="Arian Grqi" w:cs="Arian Grqi"/>
           <w:b/>
           <w:bCs/>
+          <w:noProof/>
           <w:color w:val="0070C0"/>
           <w:sz w:val="28"/>
           <w:szCs w:val="28"/>
@@ -260,6 +264,7 @@
         <w:jc w:val="both"/>
         <w:rPr>
           <w:rFonts w:ascii="Arian Grqi" w:hAnsi="Arian Grqi" w:cs="Arian Grqi"/>
+          <w:noProof/>
           <w:lang w:val="hy-AM"/>
         </w:rPr>
       </w:pPr>
@@ -268,6 +273,7 @@
           <w:rFonts w:ascii="Arian Grqi" w:hAnsi="Arian Grqi" w:cs="Arian Grqi"/>
           <w:b/>
           <w:bCs/>
+          <w:noProof/>
           <w:color w:val="EE0000"/>
           <w:vertAlign w:val="superscript"/>
           <w:lang w:val="hy-AM"/>
@@ -277,14 +283,16 @@
       <w:r>
         <w:rPr>
           <w:rFonts w:ascii="Arian Grqi" w:hAnsi="Arian Grqi" w:cs="Arian Grqi"/>
-          <w:color w:val="EE0000"/>
-          <w:lang w:val="hy-AM"/>
-        </w:rPr>
-        <w:t> </w:t>
-      </w:r>
-      <w:r>
-        <w:rPr>
-          <w:rFonts w:ascii="Arian Grqi" w:hAnsi="Arian Grqi" w:cs="Arian Grqi"/>
+          <w:noProof/>
+          <w:color w:val="EE0000"/>
+          <w:lang w:val="hy-AM"/>
+        </w:rPr>
+        <w:t> </w:t>
+      </w:r>
+      <w:r>
+        <w:rPr>
+          <w:rFonts w:ascii="Arian Grqi" w:hAnsi="Arian Grqi" w:cs="Arian Grqi"/>
+          <w:noProof/>
           <w:color w:val="0070C0"/>
           <w:lang w:val="hy-AM"/>
         </w:rPr>
@@ -299,6 +307,7 @@
         <w:jc w:val="both"/>
         <w:rPr>
           <w:rFonts w:ascii="Arian Grqi" w:hAnsi="Arian Grqi" w:cs="Arian Grqi"/>
+          <w:noProof/>
           <w:lang w:val="hy-AM"/>
         </w:rPr>
       </w:pPr>
@@ -307,6 +316,7 @@
           <w:rFonts w:ascii="Arian Grqi" w:hAnsi="Arian Grqi" w:cs="Arian Grqi"/>
           <w:b/>
           <w:bCs/>
+          <w:noProof/>
           <w:color w:val="EE0000"/>
           <w:vertAlign w:val="superscript"/>
           <w:lang w:val="hy-AM"/>
@@ -316,14 +326,16 @@
       <w:r>
         <w:rPr>
           <w:rFonts w:ascii="Arian Grqi" w:hAnsi="Arian Grqi" w:cs="Arian Grqi"/>
-          <w:color w:val="EE0000"/>
-          <w:lang w:val="hy-AM"/>
-        </w:rPr>
-        <w:t> </w:t>
-      </w:r>
-      <w:r>
-        <w:rPr>
-          <w:rFonts w:ascii="Arian Grqi" w:hAnsi="Arian Grqi" w:cs="Arian Grqi"/>
+          <w:noProof/>
+          <w:color w:val="EE0000"/>
+          <w:lang w:val="hy-AM"/>
+        </w:rPr>
+        <w:t> </w:t>
+      </w:r>
+      <w:r>
+        <w:rPr>
+          <w:rFonts w:ascii="Arian Grqi" w:hAnsi="Arian Grqi" w:cs="Arian Grqi"/>
+          <w:noProof/>
           <w:color w:val="0070C0"/>
           <w:lang w:val="hy-AM"/>
         </w:rPr>
@@ -332,15 +344,17 @@
       <w:r>
         <w:rPr>
           <w:rFonts w:ascii="Arian Grqi" w:hAnsi="Arian Grqi" w:cs="Arian Grqi"/>
-          <w:lang w:val="hy-AM"/>
-        </w:rPr>
-        <w:t xml:space="preserve"> </w:t>
-      </w:r>
-      <w:r>
-        <w:rPr>
-          <w:rFonts w:ascii="Arian Grqi" w:hAnsi="Arian Grqi" w:cs="Arian Grqi"/>
-          <w:b/>
-          <w:bCs/>
+          <w:noProof/>
+          <w:lang w:val="hy-AM"/>
+        </w:rPr>
+        <w:t xml:space="preserve"> </w:t>
+      </w:r>
+      <w:r>
+        <w:rPr>
+          <w:rFonts w:ascii="Arian Grqi" w:hAnsi="Arian Grqi" w:cs="Arian Grqi"/>
+          <w:b/>
+          <w:bCs/>
+          <w:noProof/>
           <w:color w:val="EE0000"/>
           <w:vertAlign w:val="superscript"/>
           <w:lang w:val="hy-AM"/>
@@ -350,14 +364,16 @@
       <w:r>
         <w:rPr>
           <w:rFonts w:ascii="Arian Grqi" w:hAnsi="Arian Grqi" w:cs="Arian Grqi"/>
-          <w:color w:val="EE0000"/>
-          <w:lang w:val="hy-AM"/>
-        </w:rPr>
-        <w:t> </w:t>
-      </w:r>
-      <w:r>
-        <w:rPr>
-          <w:rFonts w:ascii="Arian Grqi" w:hAnsi="Arian Grqi" w:cs="Arian Grqi"/>
+          <w:noProof/>
+          <w:color w:val="EE0000"/>
+          <w:lang w:val="hy-AM"/>
+        </w:rPr>
+        <w:t> </w:t>
+      </w:r>
+      <w:r>
+        <w:rPr>
+          <w:rFonts w:ascii="Arian Grqi" w:hAnsi="Arian Grqi" w:cs="Arian Grqi"/>
+          <w:noProof/>
           <w:color w:val="0070C0"/>
           <w:lang w:val="hy-AM"/>
         </w:rPr>
@@ -366,15 +382,17 @@
       <w:r>
         <w:rPr>
           <w:rFonts w:ascii="Arian Grqi" w:hAnsi="Arian Grqi" w:cs="Arian Grqi"/>
-          <w:lang w:val="hy-AM"/>
-        </w:rPr>
-        <w:t xml:space="preserve"> </w:t>
-      </w:r>
-      <w:r>
-        <w:rPr>
-          <w:rFonts w:ascii="Arian Grqi" w:hAnsi="Arian Grqi" w:cs="Arian Grqi"/>
-          <w:b/>
-          <w:bCs/>
+          <w:noProof/>
+          <w:lang w:val="hy-AM"/>
+        </w:rPr>
+        <w:t xml:space="preserve"> </w:t>
+      </w:r>
+      <w:r>
+        <w:rPr>
+          <w:rFonts w:ascii="Arian Grqi" w:hAnsi="Arian Grqi" w:cs="Arian Grqi"/>
+          <w:b/>
+          <w:bCs/>
+          <w:noProof/>
           <w:color w:val="EE0000"/>
           <w:vertAlign w:val="superscript"/>
           <w:lang w:val="hy-AM"/>
@@ -384,14 +402,16 @@
       <w:r>
         <w:rPr>
           <w:rFonts w:ascii="Arian Grqi" w:hAnsi="Arian Grqi" w:cs="Arian Grqi"/>
-          <w:color w:val="EE0000"/>
-          <w:lang w:val="hy-AM"/>
-        </w:rPr>
-        <w:t xml:space="preserve"> </w:t>
-      </w:r>
-      <w:r>
-        <w:rPr>
-          <w:rFonts w:ascii="Arian Grqi" w:hAnsi="Arian Grqi" w:cs="Arian Grqi"/>
+          <w:noProof/>
+          <w:color w:val="EE0000"/>
+          <w:lang w:val="hy-AM"/>
+        </w:rPr>
+        <w:t xml:space="preserve"> </w:t>
+      </w:r>
+      <w:r>
+        <w:rPr>
+          <w:rFonts w:ascii="Arian Grqi" w:hAnsi="Arian Grqi" w:cs="Arian Grqi"/>
+          <w:noProof/>
           <w:color w:val="0070C0"/>
           <w:lang w:val="hy-AM"/>
         </w:rPr>
@@ -400,15 +420,17 @@
       <w:r>
         <w:rPr>
           <w:rFonts w:ascii="Arian Grqi" w:hAnsi="Arian Grqi" w:cs="Arian Grqi"/>
-          <w:lang w:val="hy-AM"/>
-        </w:rPr>
-        <w:t xml:space="preserve"> </w:t>
-      </w:r>
-      <w:r>
-        <w:rPr>
-          <w:rFonts w:ascii="Arian Grqi" w:hAnsi="Arian Grqi" w:cs="Arian Grqi"/>
-          <w:b/>
-          <w:bCs/>
+          <w:noProof/>
+          <w:lang w:val="hy-AM"/>
+        </w:rPr>
+        <w:t xml:space="preserve"> </w:t>
+      </w:r>
+      <w:r>
+        <w:rPr>
+          <w:rFonts w:ascii="Arian Grqi" w:hAnsi="Arian Grqi" w:cs="Arian Grqi"/>
+          <w:b/>
+          <w:bCs/>
+          <w:noProof/>
           <w:color w:val="EE0000"/>
           <w:vertAlign w:val="superscript"/>
           <w:lang w:val="hy-AM"/>
@@ -418,14 +440,16 @@
       <w:r>
         <w:rPr>
           <w:rFonts w:ascii="Arian Grqi" w:hAnsi="Arian Grqi" w:cs="Arian Grqi"/>
-          <w:color w:val="EE0000"/>
-          <w:lang w:val="hy-AM"/>
-        </w:rPr>
-        <w:t> </w:t>
-      </w:r>
-      <w:r>
-        <w:rPr>
-          <w:rFonts w:ascii="Arian Grqi" w:hAnsi="Arian Grqi" w:cs="Arian Grqi"/>
+          <w:noProof/>
+          <w:color w:val="EE0000"/>
+          <w:lang w:val="hy-AM"/>
+        </w:rPr>
+        <w:t> </w:t>
+      </w:r>
+      <w:r>
+        <w:rPr>
+          <w:rFonts w:ascii="Arian Grqi" w:hAnsi="Arian Grqi" w:cs="Arian Grqi"/>
+          <w:noProof/>
           <w:color w:val="0070C0"/>
           <w:lang w:val="hy-AM"/>
         </w:rPr>
@@ -434,15 +458,17 @@
       <w:r>
         <w:rPr>
           <w:rFonts w:ascii="Arian Grqi" w:hAnsi="Arian Grqi" w:cs="Arian Grqi"/>
-          <w:lang w:val="hy-AM"/>
-        </w:rPr>
-        <w:t xml:space="preserve"> </w:t>
-      </w:r>
-      <w:r>
-        <w:rPr>
-          <w:rFonts w:ascii="Arian Grqi" w:hAnsi="Arian Grqi" w:cs="Arian Grqi"/>
-          <w:b/>
-          <w:bCs/>
+          <w:noProof/>
+          <w:lang w:val="hy-AM"/>
+        </w:rPr>
+        <w:t xml:space="preserve"> </w:t>
+      </w:r>
+      <w:r>
+        <w:rPr>
+          <w:rFonts w:ascii="Arian Grqi" w:hAnsi="Arian Grqi" w:cs="Arian Grqi"/>
+          <w:b/>
+          <w:bCs/>
+          <w:noProof/>
           <w:color w:val="EE0000"/>
           <w:vertAlign w:val="superscript"/>
           <w:lang w:val="hy-AM"/>
@@ -452,14 +478,16 @@
       <w:r>
         <w:rPr>
           <w:rFonts w:ascii="Arian Grqi" w:hAnsi="Arian Grqi" w:cs="Arian Grqi"/>
-          <w:color w:val="EE0000"/>
-          <w:lang w:val="hy-AM"/>
-        </w:rPr>
-        <w:t> </w:t>
-      </w:r>
-      <w:r>
-        <w:rPr>
-          <w:rFonts w:ascii="Arian Grqi" w:hAnsi="Arian Grqi" w:cs="Arian Grqi"/>
+          <w:noProof/>
+          <w:color w:val="EE0000"/>
+          <w:lang w:val="hy-AM"/>
+        </w:rPr>
+        <w:t> </w:t>
+      </w:r>
+      <w:r>
+        <w:rPr>
+          <w:rFonts w:ascii="Arian Grqi" w:hAnsi="Arian Grqi" w:cs="Arian Grqi"/>
+          <w:noProof/>
           <w:color w:val="0070C0"/>
           <w:lang w:val="hy-AM"/>
         </w:rPr>
@@ -468,15 +496,17 @@
       <w:r>
         <w:rPr>
           <w:rFonts w:ascii="Arian Grqi" w:hAnsi="Arian Grqi" w:cs="Arian Grqi"/>
-          <w:lang w:val="hy-AM"/>
-        </w:rPr>
-        <w:t xml:space="preserve"> </w:t>
-      </w:r>
-      <w:r>
-        <w:rPr>
-          <w:rFonts w:ascii="Arian Grqi" w:hAnsi="Arian Grqi" w:cs="Arian Grqi"/>
-          <w:b/>
-          <w:bCs/>
+          <w:noProof/>
+          <w:lang w:val="hy-AM"/>
+        </w:rPr>
+        <w:t xml:space="preserve"> </w:t>
+      </w:r>
+      <w:r>
+        <w:rPr>
+          <w:rFonts w:ascii="Arian Grqi" w:hAnsi="Arian Grqi" w:cs="Arian Grqi"/>
+          <w:b/>
+          <w:bCs/>
+          <w:noProof/>
           <w:color w:val="EE0000"/>
           <w:vertAlign w:val="superscript"/>
           <w:lang w:val="hy-AM"/>
@@ -486,14 +516,16 @@
       <w:r>
         <w:rPr>
           <w:rFonts w:ascii="Arian Grqi" w:hAnsi="Arian Grqi" w:cs="Arian Grqi"/>
-          <w:color w:val="EE0000"/>
-          <w:lang w:val="hy-AM"/>
-        </w:rPr>
-        <w:t> </w:t>
-      </w:r>
-      <w:r>
-        <w:rPr>
-          <w:rFonts w:ascii="Arian Grqi" w:hAnsi="Arian Grqi" w:cs="Arian Grqi"/>
+          <w:noProof/>
+          <w:color w:val="EE0000"/>
+          <w:lang w:val="hy-AM"/>
+        </w:rPr>
+        <w:t> </w:t>
+      </w:r>
+      <w:r>
+        <w:rPr>
+          <w:rFonts w:ascii="Arian Grqi" w:hAnsi="Arian Grqi" w:cs="Arian Grqi"/>
+          <w:noProof/>
           <w:color w:val="0070C0"/>
           <w:lang w:val="hy-AM"/>
         </w:rPr>
@@ -502,15 +534,17 @@
       <w:r>
         <w:rPr>
           <w:rFonts w:ascii="Arian Grqi" w:hAnsi="Arian Grqi" w:cs="Arian Grqi"/>
-          <w:lang w:val="hy-AM"/>
-        </w:rPr>
-        <w:t xml:space="preserve"> </w:t>
-      </w:r>
-      <w:r>
-        <w:rPr>
-          <w:rFonts w:ascii="Arian Grqi" w:hAnsi="Arian Grqi" w:cs="Arian Grqi"/>
-          <w:b/>
-          <w:bCs/>
+          <w:noProof/>
+          <w:lang w:val="hy-AM"/>
+        </w:rPr>
+        <w:t xml:space="preserve"> </w:t>
+      </w:r>
+      <w:r>
+        <w:rPr>
+          <w:rFonts w:ascii="Arian Grqi" w:hAnsi="Arian Grqi" w:cs="Arian Grqi"/>
+          <w:b/>
+          <w:bCs/>
+          <w:noProof/>
           <w:color w:val="EE0000"/>
           <w:vertAlign w:val="superscript"/>
           <w:lang w:val="hy-AM"/>
@@ -520,14 +554,16 @@
       <w:r>
         <w:rPr>
           <w:rFonts w:ascii="Arian Grqi" w:hAnsi="Arian Grqi" w:cs="Arian Grqi"/>
-          <w:color w:val="EE0000"/>
-          <w:lang w:val="hy-AM"/>
-        </w:rPr>
-        <w:t> </w:t>
-      </w:r>
-      <w:r>
-        <w:rPr>
-          <w:rFonts w:ascii="Arian Grqi" w:hAnsi="Arian Grqi" w:cs="Arian Grqi"/>
+          <w:noProof/>
+          <w:color w:val="EE0000"/>
+          <w:lang w:val="hy-AM"/>
+        </w:rPr>
+        <w:t> </w:t>
+      </w:r>
+      <w:r>
+        <w:rPr>
+          <w:rFonts w:ascii="Arian Grqi" w:hAnsi="Arian Grqi" w:cs="Arian Grqi"/>
+          <w:noProof/>
           <w:color w:val="0070C0"/>
           <w:lang w:val="hy-AM"/>
         </w:rPr>
@@ -542,6 +578,7 @@
         <w:jc w:val="both"/>
         <w:rPr>
           <w:rFonts w:ascii="Arian Grqi" w:hAnsi="Arian Grqi" w:cs="Arian Grqi"/>
+          <w:noProof/>
           <w:lang w:val="hy-AM"/>
         </w:rPr>
       </w:pPr>
@@ -550,6 +587,7 @@
           <w:rFonts w:ascii="Arian Grqi" w:hAnsi="Arian Grqi" w:cs="Arian Grqi"/>
           <w:b/>
           <w:bCs/>
+          <w:noProof/>
           <w:color w:val="EE0000"/>
           <w:vertAlign w:val="superscript"/>
           <w:lang w:val="hy-AM"/>
@@ -559,14 +597,16 @@
       <w:r>
         <w:rPr>
           <w:rFonts w:ascii="Arian Grqi" w:hAnsi="Arian Grqi" w:cs="Arian Grqi"/>
-          <w:color w:val="EE0000"/>
-          <w:lang w:val="hy-AM"/>
-        </w:rPr>
-        <w:t> </w:t>
-      </w:r>
-      <w:r>
-        <w:rPr>
-          <w:rFonts w:ascii="Arian Grqi" w:hAnsi="Arian Grqi" w:cs="Arian Grqi"/>
+          <w:noProof/>
+          <w:color w:val="EE0000"/>
+          <w:lang w:val="hy-AM"/>
+        </w:rPr>
+        <w:t> </w:t>
+      </w:r>
+      <w:r>
+        <w:rPr>
+          <w:rFonts w:ascii="Arian Grqi" w:hAnsi="Arian Grqi" w:cs="Arian Grqi"/>
+          <w:noProof/>
           <w:color w:val="0070C0"/>
           <w:lang w:val="hy-AM"/>
         </w:rPr>
@@ -575,15 +615,17 @@
       <w:r>
         <w:rPr>
           <w:rFonts w:ascii="Arian Grqi" w:hAnsi="Arian Grqi" w:cs="Arian Grqi"/>
-          <w:lang w:val="hy-AM"/>
-        </w:rPr>
-        <w:t xml:space="preserve"> </w:t>
-      </w:r>
-      <w:r>
-        <w:rPr>
-          <w:rFonts w:ascii="Arian Grqi" w:hAnsi="Arian Grqi" w:cs="Arian Grqi"/>
-          <w:b/>
-          <w:bCs/>
+          <w:noProof/>
+          <w:lang w:val="hy-AM"/>
+        </w:rPr>
+        <w:t xml:space="preserve"> </w:t>
+      </w:r>
+      <w:r>
+        <w:rPr>
+          <w:rFonts w:ascii="Arian Grqi" w:hAnsi="Arian Grqi" w:cs="Arian Grqi"/>
+          <w:b/>
+          <w:bCs/>
+          <w:noProof/>
           <w:color w:val="EE0000"/>
           <w:vertAlign w:val="superscript"/>
           <w:lang w:val="hy-AM"/>
@@ -593,14 +635,16 @@
       <w:r>
         <w:rPr>
           <w:rFonts w:ascii="Arian Grqi" w:hAnsi="Arian Grqi" w:cs="Arian Grqi"/>
-          <w:color w:val="EE0000"/>
-          <w:lang w:val="hy-AM"/>
-        </w:rPr>
-        <w:t> </w:t>
-      </w:r>
-      <w:r>
-        <w:rPr>
-          <w:rFonts w:ascii="Arian Grqi" w:hAnsi="Arian Grqi" w:cs="Arian Grqi"/>
+          <w:noProof/>
+          <w:color w:val="EE0000"/>
+          <w:lang w:val="hy-AM"/>
+        </w:rPr>
+        <w:t> </w:t>
+      </w:r>
+      <w:r>
+        <w:rPr>
+          <w:rFonts w:ascii="Arian Grqi" w:hAnsi="Arian Grqi" w:cs="Arian Grqi"/>
+          <w:noProof/>
           <w:color w:val="0070C0"/>
           <w:lang w:val="hy-AM"/>
         </w:rPr>
@@ -609,15 +653,17 @@
       <w:r>
         <w:rPr>
           <w:rFonts w:ascii="Arian Grqi" w:hAnsi="Arian Grqi" w:cs="Arian Grqi"/>
-          <w:lang w:val="hy-AM"/>
-        </w:rPr>
-        <w:t xml:space="preserve"> </w:t>
-      </w:r>
-      <w:r>
-        <w:rPr>
-          <w:rFonts w:ascii="Arian Grqi" w:hAnsi="Arian Grqi" w:cs="Arian Grqi"/>
-          <w:b/>
-          <w:bCs/>
+          <w:noProof/>
+          <w:lang w:val="hy-AM"/>
+        </w:rPr>
+        <w:t xml:space="preserve"> </w:t>
+      </w:r>
+      <w:r>
+        <w:rPr>
+          <w:rFonts w:ascii="Arian Grqi" w:hAnsi="Arian Grqi" w:cs="Arian Grqi"/>
+          <w:b/>
+          <w:bCs/>
+          <w:noProof/>
           <w:color w:val="EE0000"/>
           <w:vertAlign w:val="superscript"/>
           <w:lang w:val="hy-AM"/>
@@ -627,14 +673,16 @@
       <w:r>
         <w:rPr>
           <w:rFonts w:ascii="Arian Grqi" w:hAnsi="Arian Grqi" w:cs="Arian Grqi"/>
-          <w:color w:val="EE0000"/>
-          <w:lang w:val="hy-AM"/>
-        </w:rPr>
-        <w:t> </w:t>
-      </w:r>
-      <w:r>
-        <w:rPr>
-          <w:rFonts w:ascii="Arian Grqi" w:hAnsi="Arian Grqi" w:cs="Arian Grqi"/>
+          <w:noProof/>
+          <w:color w:val="EE0000"/>
+          <w:lang w:val="hy-AM"/>
+        </w:rPr>
+        <w:t> </w:t>
+      </w:r>
+      <w:r>
+        <w:rPr>
+          <w:rFonts w:ascii="Arian Grqi" w:hAnsi="Arian Grqi" w:cs="Arian Grqi"/>
+          <w:noProof/>
           <w:color w:val="0070C0"/>
           <w:lang w:val="hy-AM"/>
         </w:rPr>
@@ -643,15 +691,17 @@
       <w:r>
         <w:rPr>
           <w:rFonts w:ascii="Arian Grqi" w:hAnsi="Arian Grqi" w:cs="Arian Grqi"/>
-          <w:lang w:val="hy-AM"/>
-        </w:rPr>
-        <w:t xml:space="preserve"> </w:t>
-      </w:r>
-      <w:r>
-        <w:rPr>
-          <w:rFonts w:ascii="Arian Grqi" w:hAnsi="Arian Grqi" w:cs="Arian Grqi"/>
-          <w:b/>
-          <w:bCs/>
+          <w:noProof/>
+          <w:lang w:val="hy-AM"/>
+        </w:rPr>
+        <w:t xml:space="preserve"> </w:t>
+      </w:r>
+      <w:r>
+        <w:rPr>
+          <w:rFonts w:ascii="Arian Grqi" w:hAnsi="Arian Grqi" w:cs="Arian Grqi"/>
+          <w:b/>
+          <w:bCs/>
+          <w:noProof/>
           <w:color w:val="EE0000"/>
           <w:vertAlign w:val="superscript"/>
           <w:lang w:val="hy-AM"/>
@@ -661,14 +711,16 @@
       <w:r>
         <w:rPr>
           <w:rFonts w:ascii="Arian Grqi" w:hAnsi="Arian Grqi" w:cs="Arian Grqi"/>
-          <w:color w:val="EE0000"/>
-          <w:lang w:val="hy-AM"/>
-        </w:rPr>
-        <w:t> </w:t>
-      </w:r>
-      <w:r>
-        <w:rPr>
-          <w:rFonts w:ascii="Arian Grqi" w:hAnsi="Arian Grqi" w:cs="Arian Grqi"/>
+          <w:noProof/>
+          <w:color w:val="EE0000"/>
+          <w:lang w:val="hy-AM"/>
+        </w:rPr>
+        <w:t> </w:t>
+      </w:r>
+      <w:r>
+        <w:rPr>
+          <w:rFonts w:ascii="Arian Grqi" w:hAnsi="Arian Grqi" w:cs="Arian Grqi"/>
+          <w:noProof/>
           <w:color w:val="0070C0"/>
           <w:lang w:val="hy-AM"/>
         </w:rPr>
@@ -677,15 +729,17 @@
       <w:r>
         <w:rPr>
           <w:rFonts w:ascii="Arian Grqi" w:hAnsi="Arian Grqi" w:cs="Arian Grqi"/>
-          <w:lang w:val="hy-AM"/>
-        </w:rPr>
-        <w:t xml:space="preserve"> </w:t>
-      </w:r>
-      <w:r>
-        <w:rPr>
-          <w:rFonts w:ascii="Arian Grqi" w:hAnsi="Arian Grqi" w:cs="Arian Grqi"/>
-          <w:b/>
-          <w:bCs/>
+          <w:noProof/>
+          <w:lang w:val="hy-AM"/>
+        </w:rPr>
+        <w:t xml:space="preserve"> </w:t>
+      </w:r>
+      <w:r>
+        <w:rPr>
+          <w:rFonts w:ascii="Arian Grqi" w:hAnsi="Arian Grqi" w:cs="Arian Grqi"/>
+          <w:b/>
+          <w:bCs/>
+          <w:noProof/>
           <w:color w:val="EE0000"/>
           <w:vertAlign w:val="superscript"/>
           <w:lang w:val="hy-AM"/>
@@ -695,14 +749,16 @@
       <w:r>
         <w:rPr>
           <w:rFonts w:ascii="Arian Grqi" w:hAnsi="Arian Grqi" w:cs="Arian Grqi"/>
-          <w:color w:val="EE0000"/>
-          <w:lang w:val="hy-AM"/>
-        </w:rPr>
-        <w:t> </w:t>
-      </w:r>
-      <w:r>
-        <w:rPr>
-          <w:rFonts w:ascii="Arian Grqi" w:hAnsi="Arian Grqi" w:cs="Arian Grqi"/>
+          <w:noProof/>
+          <w:color w:val="EE0000"/>
+          <w:lang w:val="hy-AM"/>
+        </w:rPr>
+        <w:t> </w:t>
+      </w:r>
+      <w:r>
+        <w:rPr>
+          <w:rFonts w:ascii="Arian Grqi" w:hAnsi="Arian Grqi" w:cs="Arian Grqi"/>
+          <w:noProof/>
           <w:color w:val="0070C0"/>
           <w:lang w:val="hy-AM"/>
         </w:rPr>
@@ -711,15 +767,17 @@
       <w:r>
         <w:rPr>
           <w:rFonts w:ascii="Arian Grqi" w:hAnsi="Arian Grqi" w:cs="Arian Grqi"/>
-          <w:lang w:val="hy-AM"/>
-        </w:rPr>
-        <w:t xml:space="preserve"> </w:t>
-      </w:r>
-      <w:r>
-        <w:rPr>
-          <w:rFonts w:ascii="Arian Grqi" w:hAnsi="Arian Grqi" w:cs="Arian Grqi"/>
-          <w:b/>
-          <w:bCs/>
+          <w:noProof/>
+          <w:lang w:val="hy-AM"/>
+        </w:rPr>
+        <w:t xml:space="preserve"> </w:t>
+      </w:r>
+      <w:r>
+        <w:rPr>
+          <w:rFonts w:ascii="Arian Grqi" w:hAnsi="Arian Grqi" w:cs="Arian Grqi"/>
+          <w:b/>
+          <w:bCs/>
+          <w:noProof/>
           <w:color w:val="EE0000"/>
           <w:vertAlign w:val="superscript"/>
           <w:lang w:val="hy-AM"/>
@@ -729,14 +787,16 @@
       <w:r>
         <w:rPr>
           <w:rFonts w:ascii="Arian Grqi" w:hAnsi="Arian Grqi" w:cs="Arian Grqi"/>
-          <w:color w:val="EE0000"/>
-          <w:lang w:val="hy-AM"/>
-        </w:rPr>
-        <w:t> </w:t>
-      </w:r>
-      <w:r>
-        <w:rPr>
-          <w:rFonts w:ascii="Arian Grqi" w:hAnsi="Arian Grqi" w:cs="Arian Grqi"/>
+          <w:noProof/>
+          <w:color w:val="EE0000"/>
+          <w:lang w:val="hy-AM"/>
+        </w:rPr>
+        <w:t> </w:t>
+      </w:r>
+      <w:r>
+        <w:rPr>
+          <w:rFonts w:ascii="Arian Grqi" w:hAnsi="Arian Grqi" w:cs="Arian Grqi"/>
+          <w:noProof/>
           <w:color w:val="0070C0"/>
           <w:lang w:val="hy-AM"/>
         </w:rPr>
@@ -747,6 +807,7 @@
           <w:rFonts w:ascii="Arian Grqi" w:hAnsi="Arian Grqi" w:cs="Arian Grqi"/>
           <w:b/>
           <w:bCs/>
+          <w:noProof/>
           <w:color w:val="EE0000"/>
           <w:vertAlign w:val="superscript"/>
           <w:lang w:val="hy-AM"/>
@@ -756,14 +817,16 @@
       <w:r>
         <w:rPr>
           <w:rFonts w:ascii="Arian Grqi" w:hAnsi="Arian Grqi" w:cs="Arian Grqi"/>
-          <w:color w:val="EE0000"/>
-          <w:lang w:val="hy-AM"/>
-        </w:rPr>
-        <w:t> </w:t>
-      </w:r>
-      <w:r>
-        <w:rPr>
-          <w:rFonts w:ascii="Arian Grqi" w:hAnsi="Arian Grqi" w:cs="Arian Grqi"/>
+          <w:noProof/>
+          <w:color w:val="EE0000"/>
+          <w:lang w:val="hy-AM"/>
+        </w:rPr>
+        <w:t> </w:t>
+      </w:r>
+      <w:r>
+        <w:rPr>
+          <w:rFonts w:ascii="Arian Grqi" w:hAnsi="Arian Grqi" w:cs="Arian Grqi"/>
+          <w:noProof/>
           <w:color w:val="0070C0"/>
           <w:lang w:val="hy-AM"/>
         </w:rPr>
@@ -772,6 +835,7 @@
       <w:r>
         <w:rPr>
           <w:rFonts w:ascii="Arian Grqi" w:hAnsi="Arian Grqi" w:cs="Arian Grqi"/>
+          <w:noProof/>
           <w:color w:val="0070C0"/>
           <w:lang w:val="hy-AM"/>
         </w:rPr>
@@ -780,6 +844,7 @@
       <w:r>
         <w:rPr>
           <w:rFonts w:ascii="Arian Grqi" w:hAnsi="Arian Grqi" w:cs="Arian Grqi"/>
+          <w:noProof/>
           <w:color w:val="0070C0"/>
           <w:lang w:val="hy-AM"/>
         </w:rPr>
@@ -794,6 +859,7 @@
         <w:jc w:val="both"/>
         <w:rPr>
           <w:rFonts w:ascii="Arian Grqi" w:hAnsi="Arian Grqi" w:cs="Arian Grqi"/>
+          <w:noProof/>
           <w:lang w:val="hy-AM"/>
         </w:rPr>
       </w:pPr>
@@ -802,6 +868,7 @@
           <w:rFonts w:ascii="Arian Grqi" w:hAnsi="Arian Grqi" w:cs="Arian Grqi"/>
           <w:b/>
           <w:bCs/>
+          <w:noProof/>
           <w:color w:val="EE0000"/>
           <w:vertAlign w:val="superscript"/>
           <w:lang w:val="hy-AM"/>
@@ -811,14 +878,16 @@
       <w:r>
         <w:rPr>
           <w:rFonts w:ascii="Arian Grqi" w:hAnsi="Arian Grqi" w:cs="Arian Grqi"/>
-          <w:color w:val="EE0000"/>
-          <w:lang w:val="hy-AM"/>
-        </w:rPr>
-        <w:t> </w:t>
-      </w:r>
-      <w:r>
-        <w:rPr>
-          <w:rFonts w:ascii="Arian Grqi" w:hAnsi="Arian Grqi" w:cs="Arian Grqi"/>
+          <w:noProof/>
+          <w:color w:val="EE0000"/>
+          <w:lang w:val="hy-AM"/>
+        </w:rPr>
+        <w:t> </w:t>
+      </w:r>
+      <w:r>
+        <w:rPr>
+          <w:rFonts w:ascii="Arian Grqi" w:hAnsi="Arian Grqi" w:cs="Arian Grqi"/>
+          <w:noProof/>
           <w:color w:val="0070C0"/>
           <w:lang w:val="hy-AM"/>
         </w:rPr>
@@ -827,6 +896,7 @@
       <w:r>
         <w:rPr>
           <w:rFonts w:ascii="Arian Grqi" w:hAnsi="Arian Grqi" w:cs="Arian Grqi"/>
+          <w:noProof/>
           <w:color w:val="0070C0"/>
           <w:lang w:val="hy-AM"/>
         </w:rPr>
@@ -835,6 +905,7 @@
       <w:r>
         <w:rPr>
           <w:rFonts w:ascii="Arian Grqi" w:hAnsi="Arian Grqi" w:cs="Arian Grqi"/>
+          <w:noProof/>
           <w:color w:val="0070C0"/>
           <w:lang w:val="hy-AM"/>
         </w:rPr>
@@ -843,6 +914,9 @@
     </w:p>
     <w:p>
       <w:pPr>
+        <w:rPr>
+          <w:noProof/>
+        </w:rPr>
         <w:sectPr>
           <w:pgSz w:w="16838" w:h="11906" w:orient="landscape"/>
           <w:pgMar w:top="1418" w:right="1418" w:bottom="1418" w:left="1418" w:header="0" w:footer="0" w:gutter="0"/>
@@ -862,6 +936,7 @@
         <w:jc w:val="center"/>
         <w:rPr>
           <w:rFonts w:ascii="Arian Grqi" w:hAnsi="Arian Grqi" w:cs="Arian Grqi"/>
+          <w:noProof/>
           <w:lang w:val="hy-AM"/>
         </w:rPr>
       </w:pPr>
@@ -873,6 +948,7 @@
           <w:bCs/>
           <w:i/>
           <w:iCs/>
+          <w:noProof/>
           <w:color w:val="auto"/>
           <w:sz w:val="32"/>
           <w:szCs w:val="32"/>
@@ -890,6 +966,7 @@
         <w:jc w:val="both"/>
         <w:rPr>
           <w:rFonts w:ascii="Arian Grqi" w:hAnsi="Arian Grqi" w:cs="Arian Grqi"/>
+          <w:noProof/>
           <w:lang w:val="hy-AM"/>
         </w:rPr>
       </w:pPr>
@@ -898,6 +975,7 @@
           <w:rFonts w:ascii="Arian Grqi" w:hAnsi="Arian Grqi" w:cs="Arian Grqi"/>
           <w:b/>
           <w:bCs/>
+          <w:noProof/>
           <w:color w:val="EE0000"/>
           <w:vertAlign w:val="superscript"/>
           <w:lang w:val="hy-AM"/>
@@ -907,14 +985,16 @@
       <w:r>
         <w:rPr>
           <w:rFonts w:ascii="Arian Grqi" w:hAnsi="Arian Grqi" w:cs="Arian Grqi"/>
-          <w:color w:val="EE0000"/>
-          <w:lang w:val="hy-AM"/>
-        </w:rPr>
-        <w:t> </w:t>
-      </w:r>
-      <w:r>
-        <w:rPr>
-          <w:rFonts w:ascii="Arian Grqi" w:hAnsi="Arian Grqi" w:cs="Arian Grqi"/>
+          <w:noProof/>
+          <w:color w:val="EE0000"/>
+          <w:lang w:val="hy-AM"/>
+        </w:rPr>
+        <w:t> </w:t>
+      </w:r>
+      <w:r>
+        <w:rPr>
+          <w:rFonts w:ascii="Arian Grqi" w:hAnsi="Arian Grqi" w:cs="Arian Grqi"/>
+          <w:noProof/>
           <w:color w:val="0070C0"/>
           <w:lang w:val="hy-AM"/>
         </w:rPr>
@@ -923,15 +1003,17 @@
       <w:r>
         <w:rPr>
           <w:rFonts w:ascii="Arian Grqi" w:hAnsi="Arian Grqi" w:cs="Arian Grqi"/>
-          <w:lang w:val="hy-AM"/>
-        </w:rPr>
-        <w:t xml:space="preserve"> </w:t>
-      </w:r>
-      <w:r>
-        <w:rPr>
-          <w:rFonts w:ascii="Arian Grqi" w:hAnsi="Arian Grqi" w:cs="Arian Grqi"/>
-          <w:b/>
-          <w:bCs/>
+          <w:noProof/>
+          <w:lang w:val="hy-AM"/>
+        </w:rPr>
+        <w:t xml:space="preserve"> </w:t>
+      </w:r>
+      <w:r>
+        <w:rPr>
+          <w:rFonts w:ascii="Arian Grqi" w:hAnsi="Arian Grqi" w:cs="Arian Grqi"/>
+          <w:b/>
+          <w:bCs/>
+          <w:noProof/>
           <w:color w:val="EE0000"/>
           <w:vertAlign w:val="superscript"/>
           <w:lang w:val="hy-AM"/>
@@ -941,14 +1023,16 @@
       <w:r>
         <w:rPr>
           <w:rFonts w:ascii="Arian Grqi" w:hAnsi="Arian Grqi" w:cs="Arian Grqi"/>
-          <w:color w:val="EE0000"/>
-          <w:lang w:val="hy-AM"/>
-        </w:rPr>
-        <w:t> </w:t>
-      </w:r>
-      <w:r>
-        <w:rPr>
-          <w:rFonts w:ascii="Arian Grqi" w:hAnsi="Arian Grqi" w:cs="Arian Grqi"/>
+          <w:noProof/>
+          <w:color w:val="EE0000"/>
+          <w:lang w:val="hy-AM"/>
+        </w:rPr>
+        <w:t> </w:t>
+      </w:r>
+      <w:r>
+        <w:rPr>
+          <w:rFonts w:ascii="Arian Grqi" w:hAnsi="Arian Grqi" w:cs="Arian Grqi"/>
+          <w:noProof/>
           <w:color w:val="0070C0"/>
           <w:lang w:val="hy-AM"/>
         </w:rPr>
@@ -957,15 +1041,17 @@
       <w:r>
         <w:rPr>
           <w:rFonts w:ascii="Arian Grqi" w:hAnsi="Arian Grqi" w:cs="Arian Grqi"/>
-          <w:lang w:val="hy-AM"/>
-        </w:rPr>
-        <w:t xml:space="preserve"> </w:t>
-      </w:r>
-      <w:r>
-        <w:rPr>
-          <w:rFonts w:ascii="Arian Grqi" w:hAnsi="Arian Grqi" w:cs="Arian Grqi"/>
-          <w:b/>
-          <w:bCs/>
+          <w:noProof/>
+          <w:lang w:val="hy-AM"/>
+        </w:rPr>
+        <w:t xml:space="preserve"> </w:t>
+      </w:r>
+      <w:r>
+        <w:rPr>
+          <w:rFonts w:ascii="Arian Grqi" w:hAnsi="Arian Grqi" w:cs="Arian Grqi"/>
+          <w:b/>
+          <w:bCs/>
+          <w:noProof/>
           <w:color w:val="EE0000"/>
           <w:vertAlign w:val="superscript"/>
           <w:lang w:val="hy-AM"/>
@@ -975,14 +1061,16 @@
       <w:r>
         <w:rPr>
           <w:rFonts w:ascii="Arian Grqi" w:hAnsi="Arian Grqi" w:cs="Arian Grqi"/>
-          <w:color w:val="EE0000"/>
-          <w:lang w:val="hy-AM"/>
-        </w:rPr>
-        <w:t> </w:t>
-      </w:r>
-      <w:r>
-        <w:rPr>
-          <w:rFonts w:ascii="Arian Grqi" w:hAnsi="Arian Grqi" w:cs="Arian Grqi"/>
+          <w:noProof/>
+          <w:color w:val="EE0000"/>
+          <w:lang w:val="hy-AM"/>
+        </w:rPr>
+        <w:t> </w:t>
+      </w:r>
+      <w:r>
+        <w:rPr>
+          <w:rFonts w:ascii="Arian Grqi" w:hAnsi="Arian Grqi" w:cs="Arian Grqi"/>
+          <w:noProof/>
           <w:color w:val="0070C0"/>
           <w:lang w:val="hy-AM"/>
         </w:rPr>
@@ -991,15 +1079,17 @@
       <w:r>
         <w:rPr>
           <w:rFonts w:ascii="Arian Grqi" w:hAnsi="Arian Grqi" w:cs="Arian Grqi"/>
-          <w:lang w:val="hy-AM"/>
-        </w:rPr>
-        <w:t xml:space="preserve"> </w:t>
-      </w:r>
-      <w:r>
-        <w:rPr>
-          <w:rFonts w:ascii="Arian Grqi" w:hAnsi="Arian Grqi" w:cs="Arian Grqi"/>
-          <w:b/>
-          <w:bCs/>
+          <w:noProof/>
+          <w:lang w:val="hy-AM"/>
+        </w:rPr>
+        <w:t xml:space="preserve"> </w:t>
+      </w:r>
+      <w:r>
+        <w:rPr>
+          <w:rFonts w:ascii="Arian Grqi" w:hAnsi="Arian Grqi" w:cs="Arian Grqi"/>
+          <w:b/>
+          <w:bCs/>
+          <w:noProof/>
           <w:color w:val="EE0000"/>
           <w:vertAlign w:val="superscript"/>
           <w:lang w:val="hy-AM"/>
@@ -1009,14 +1099,16 @@
       <w:r>
         <w:rPr>
           <w:rFonts w:ascii="Arian Grqi" w:hAnsi="Arian Grqi" w:cs="Arian Grqi"/>
-          <w:color w:val="EE0000"/>
-          <w:lang w:val="hy-AM"/>
-        </w:rPr>
-        <w:t> </w:t>
-      </w:r>
-      <w:r>
-        <w:rPr>
-          <w:rFonts w:ascii="Arian Grqi" w:hAnsi="Arian Grqi" w:cs="Arian Grqi"/>
+          <w:noProof/>
+          <w:color w:val="EE0000"/>
+          <w:lang w:val="hy-AM"/>
+        </w:rPr>
+        <w:t> </w:t>
+      </w:r>
+      <w:r>
+        <w:rPr>
+          <w:rFonts w:ascii="Arian Grqi" w:hAnsi="Arian Grqi" w:cs="Arian Grqi"/>
+          <w:noProof/>
           <w:color w:val="0070C0"/>
           <w:lang w:val="hy-AM"/>
         </w:rPr>
@@ -1025,15 +1117,17 @@
       <w:r>
         <w:rPr>
           <w:rFonts w:ascii="Arian Grqi" w:hAnsi="Arian Grqi" w:cs="Arian Grqi"/>
-          <w:lang w:val="hy-AM"/>
-        </w:rPr>
-        <w:t xml:space="preserve"> </w:t>
-      </w:r>
-      <w:r>
-        <w:rPr>
-          <w:rFonts w:ascii="Arian Grqi" w:hAnsi="Arian Grqi" w:cs="Arian Grqi"/>
-          <w:b/>
-          <w:bCs/>
+          <w:noProof/>
+          <w:lang w:val="hy-AM"/>
+        </w:rPr>
+        <w:t xml:space="preserve"> </w:t>
+      </w:r>
+      <w:r>
+        <w:rPr>
+          <w:rFonts w:ascii="Arian Grqi" w:hAnsi="Arian Grqi" w:cs="Arian Grqi"/>
+          <w:b/>
+          <w:bCs/>
+          <w:noProof/>
           <w:color w:val="EE0000"/>
           <w:vertAlign w:val="superscript"/>
           <w:lang w:val="hy-AM"/>
@@ -1043,14 +1137,16 @@
       <w:r>
         <w:rPr>
           <w:rFonts w:ascii="Arian Grqi" w:hAnsi="Arian Grqi" w:cs="Arian Grqi"/>
-          <w:color w:val="EE0000"/>
-          <w:lang w:val="hy-AM"/>
-        </w:rPr>
-        <w:t> </w:t>
-      </w:r>
-      <w:r>
-        <w:rPr>
-          <w:rFonts w:ascii="Arian Grqi" w:hAnsi="Arian Grqi" w:cs="Arian Grqi"/>
+          <w:noProof/>
+          <w:color w:val="EE0000"/>
+          <w:lang w:val="hy-AM"/>
+        </w:rPr>
+        <w:t> </w:t>
+      </w:r>
+      <w:r>
+        <w:rPr>
+          <w:rFonts w:ascii="Arian Grqi" w:hAnsi="Arian Grqi" w:cs="Arian Grqi"/>
+          <w:noProof/>
           <w:color w:val="0070C0"/>
           <w:lang w:val="hy-AM"/>
         </w:rPr>
@@ -1059,6 +1155,9 @@
     </w:p>
     <w:p>
       <w:pPr>
+        <w:rPr>
+          <w:noProof/>
+        </w:rPr>
         <w:sectPr>
           <w:type w:val="continuous"/>
           <w:pgSz w:w="16838" w:h="11906" w:orient="landscape"/>
@@ -1077,6 +1176,9 @@
         <w:bidi w:val="0"/>
         <w:spacing w:before="120" w:beforeAutospacing="0" w:afterAutospacing="0"/>
         <w:jc w:val="center"/>
+        <w:rPr>
+          <w:noProof/>
+        </w:rPr>
       </w:pPr>
       <w:r>
         <w:rPr>
@@ -1086,6 +1188,7 @@
           <w:bCs/>
           <w:i/>
           <w:iCs/>
+          <w:noProof/>
           <w:color w:val="auto"/>
           <w:sz w:val="32"/>
           <w:szCs w:val="32"/>
@@ -1107,6 +1210,7 @@
         <w:rPr>
           <w:b/>
           <w:bCs/>
+          <w:noProof/>
           <w:sz w:val="28"/>
           <w:szCs w:val="28"/>
           <w:u w:color="E36C0A" w:themeColor="accent6" w:themeShade="BF"/>
@@ -1117,6 +1221,7 @@
           <w:rFonts w:ascii="Arian Grqi" w:hAnsi="Arian Grqi" w:cs="Arian Grqi"/>
           <w:b/>
           <w:bCs/>
+          <w:noProof/>
           <w:color w:val="0070C0"/>
           <w:sz w:val="28"/>
           <w:szCs w:val="28"/>
@@ -1132,12 +1237,16 @@
         <w:bidi w:val="0"/>
         <w:spacing w:before="120" w:beforeAutospacing="0" w:afterAutospacing="0"/>
         <w:jc w:val="both"/>
+        <w:rPr>
+          <w:noProof/>
+        </w:rPr>
       </w:pPr>
       <w:r>
         <w:rPr>
           <w:rFonts w:ascii="Arian Grqi" w:hAnsi="Arian Grqi" w:cs="Arian Grqi"/>
           <w:b/>
           <w:bCs/>
+          <w:noProof/>
           <w:color w:val="EE0000"/>
           <w:vertAlign w:val="superscript"/>
           <w:lang w:val="hy-AM"/>
@@ -1147,14 +1256,16 @@
       <w:r>
         <w:rPr>
           <w:rFonts w:ascii="Arian Grqi" w:hAnsi="Arian Grqi" w:cs="Arian Grqi"/>
-          <w:color w:val="EE0000"/>
-          <w:lang w:val="hy-AM"/>
-        </w:rPr>
-        <w:t> </w:t>
-      </w:r>
-      <w:r>
-        <w:rPr>
-          <w:rFonts w:ascii="Arian Grqi" w:hAnsi="Arian Grqi" w:cs="Arian Grqi"/>
+          <w:noProof/>
+          <w:color w:val="EE0000"/>
+          <w:lang w:val="hy-AM"/>
+        </w:rPr>
+        <w:t> </w:t>
+      </w:r>
+      <w:r>
+        <w:rPr>
+          <w:rFonts w:ascii="Arian Grqi" w:hAnsi="Arian Grqi" w:cs="Arian Grqi"/>
+          <w:noProof/>
           <w:color w:val="0070C0"/>
           <w:lang w:val="hy-AM"/>
         </w:rPr>
@@ -1167,12 +1278,16 @@
         <w:bidi w:val="0"/>
         <w:spacing w:before="120" w:beforeAutospacing="0" w:afterAutospacing="0"/>
         <w:jc w:val="both"/>
+        <w:rPr>
+          <w:noProof/>
+        </w:rPr>
       </w:pPr>
       <w:r>
         <w:rPr>
           <w:rFonts w:ascii="Arian Grqi" w:hAnsi="Arian Grqi" w:cs="Arian Grqi"/>
           <w:b/>
           <w:bCs/>
+          <w:noProof/>
           <w:color w:val="EE0000"/>
           <w:vertAlign w:val="superscript"/>
           <w:lang w:val="hy-AM"/>
@@ -1182,14 +1297,16 @@
       <w:r>
         <w:rPr>
           <w:rFonts w:ascii="Arian Grqi" w:hAnsi="Arian Grqi" w:cs="Arian Grqi"/>
-          <w:color w:val="EE0000"/>
-          <w:lang w:val="hy-AM"/>
-        </w:rPr>
-        <w:t> </w:t>
-      </w:r>
-      <w:r>
-        <w:rPr>
-          <w:rFonts w:ascii="Arian Grqi" w:hAnsi="Arian Grqi" w:cs="Arian Grqi"/>
+          <w:noProof/>
+          <w:color w:val="EE0000"/>
+          <w:lang w:val="hy-AM"/>
+        </w:rPr>
+        <w:t> </w:t>
+      </w:r>
+      <w:r>
+        <w:rPr>
+          <w:rFonts w:ascii="Arian Grqi" w:hAnsi="Arian Grqi" w:cs="Arian Grqi"/>
+          <w:noProof/>
           <w:color w:val="0070C0"/>
           <w:lang w:val="hy-AM"/>
         </w:rPr>
@@ -1198,6 +1315,7 @@
       <w:r>
         <w:rPr>
           <w:rFonts w:ascii="Arian Grqi" w:hAnsi="Arian Grqi" w:cs="Arian Grqi"/>
+          <w:noProof/>
           <w:color w:val="0070C0"/>
           <w:lang w:val="hy-AM"/>
         </w:rPr>
@@ -1206,19 +1324,24 @@
       <w:r>
         <w:rPr>
           <w:rFonts w:ascii="Arian Grqi" w:hAnsi="Arian Grqi" w:cs="Arian Grqi"/>
+          <w:noProof/>
           <w:color w:val="0070C0"/>
           <w:lang w:val="hy-AM"/>
         </w:rPr>
         <w:t>պոյրք չարին:</w:t>
       </w:r>
       <w:r>
-        <w:t xml:space="preserve"> </w:t>
-      </w:r>
-      <w:r>
-        <w:rPr>
-          <w:rFonts w:ascii="Arian Grqi" w:hAnsi="Arian Grqi" w:cs="Arian Grqi"/>
-          <w:b/>
-          <w:bCs/>
+        <w:rPr>
+          <w:noProof/>
+        </w:rPr>
+        <w:t xml:space="preserve"> </w:t>
+      </w:r>
+      <w:r>
+        <w:rPr>
+          <w:rFonts w:ascii="Arian Grqi" w:hAnsi="Arian Grqi" w:cs="Arian Grqi"/>
+          <w:b/>
+          <w:bCs/>
+          <w:noProof/>
           <w:color w:val="EE0000"/>
           <w:vertAlign w:val="superscript"/>
           <w:lang w:val="hy-AM"/>
@@ -1228,14 +1351,16 @@
       <w:r>
         <w:rPr>
           <w:rFonts w:ascii="Arian Grqi" w:hAnsi="Arian Grqi" w:cs="Arian Grqi"/>
-          <w:color w:val="EE0000"/>
-          <w:lang w:val="hy-AM"/>
-        </w:rPr>
-        <w:t> </w:t>
-      </w:r>
-      <w:r>
-        <w:rPr>
-          <w:rFonts w:ascii="Arian Grqi" w:hAnsi="Arian Grqi" w:cs="Arian Grqi"/>
+          <w:noProof/>
+          <w:color w:val="EE0000"/>
+          <w:lang w:val="hy-AM"/>
+        </w:rPr>
+        <w:t> </w:t>
+      </w:r>
+      <w:r>
+        <w:rPr>
+          <w:rFonts w:ascii="Arian Grqi" w:hAnsi="Arian Grqi" w:cs="Arian Grqi"/>
+          <w:noProof/>
           <w:color w:val="0070C0"/>
           <w:lang w:val="hy-AM"/>
         </w:rPr>
@@ -1244,6 +1369,7 @@
       <w:r>
         <w:rPr>
           <w:rFonts w:ascii="Arian Grqi" w:hAnsi="Arian Grqi" w:cs="Arian Grqi"/>
+          <w:noProof/>
           <w:color w:val="0070C0"/>
           <w:lang w:val="hy-AM"/>
         </w:rPr>
@@ -1252,6 +1378,7 @@
       <w:r>
         <w:rPr>
           <w:rFonts w:ascii="Arian Grqi" w:hAnsi="Arian Grqi" w:cs="Arian Grqi"/>
+          <w:noProof/>
           <w:color w:val="0070C0"/>
           <w:lang w:val="hy-AM"/>
         </w:rPr>
@@ -1264,12 +1391,16 @@
         <w:bidi w:val="0"/>
         <w:spacing w:before="120" w:beforeAutospacing="0" w:afterAutospacing="0"/>
         <w:jc w:val="both"/>
+        <w:rPr>
+          <w:noProof/>
+        </w:rPr>
       </w:pPr>
       <w:r>
         <w:rPr>
           <w:rFonts w:ascii="Arian Grqi" w:hAnsi="Arian Grqi" w:cs="Arian Grqi"/>
           <w:b/>
           <w:bCs/>
+          <w:noProof/>
           <w:color w:val="EE0000"/>
           <w:vertAlign w:val="superscript"/>
           <w:lang w:val="hy-AM"/>
@@ -1279,27 +1410,33 @@
       <w:r>
         <w:rPr>
           <w:rFonts w:ascii="Arian Grqi" w:hAnsi="Arian Grqi" w:cs="Arian Grqi"/>
-          <w:color w:val="EE0000"/>
-          <w:lang w:val="hy-AM"/>
-        </w:rPr>
-        <w:t> </w:t>
-      </w:r>
-      <w:r>
-        <w:rPr>
-          <w:rFonts w:ascii="Arian Grqi" w:hAnsi="Arian Grqi" w:cs="Arian Grqi"/>
+          <w:noProof/>
+          <w:color w:val="EE0000"/>
+          <w:lang w:val="hy-AM"/>
+        </w:rPr>
+        <w:t> </w:t>
+      </w:r>
+      <w:r>
+        <w:rPr>
+          <w:rFonts w:ascii="Arian Grqi" w:hAnsi="Arian Grqi" w:cs="Arian Grqi"/>
+          <w:noProof/>
           <w:color w:val="0070C0"/>
           <w:lang w:val="hy-AM"/>
         </w:rPr>
         <w:t>Այլ ես ի սկզբանէ զայն ինչ ուսուցի ձեզ, զոր ես ինքնին ընկալայ յառաջնոց առաքելոց անտի, որ զամենայն ժամանակս ընդ Տեառն մերոյ Յիսուսի Քրիստոսի շրջէին:</w:t>
       </w:r>
       <w:r>
-        <w:t xml:space="preserve"> </w:t>
-      </w:r>
-      <w:r>
-        <w:rPr>
-          <w:rFonts w:ascii="Arian Grqi" w:hAnsi="Arian Grqi" w:cs="Arian Grqi"/>
-          <w:b/>
-          <w:bCs/>
+        <w:rPr>
+          <w:noProof/>
+        </w:rPr>
+        <w:t xml:space="preserve"> </w:t>
+      </w:r>
+      <w:r>
+        <w:rPr>
+          <w:rFonts w:ascii="Arian Grqi" w:hAnsi="Arian Grqi" w:cs="Arian Grqi"/>
+          <w:b/>
+          <w:bCs/>
+          <w:noProof/>
           <w:color w:val="EE0000"/>
           <w:vertAlign w:val="superscript"/>
           <w:lang w:val="hy-AM"/>
@@ -1309,27 +1446,33 @@
       <w:r>
         <w:rPr>
           <w:rFonts w:ascii="Arian Grqi" w:hAnsi="Arian Grqi" w:cs="Arian Grqi"/>
-          <w:color w:val="EE0000"/>
-          <w:lang w:val="hy-AM"/>
-        </w:rPr>
-        <w:t> </w:t>
-      </w:r>
-      <w:r>
-        <w:rPr>
-          <w:rFonts w:ascii="Arian Grqi" w:hAnsi="Arian Grqi" w:cs="Arian Grqi"/>
+          <w:noProof/>
+          <w:color w:val="EE0000"/>
+          <w:lang w:val="hy-AM"/>
+        </w:rPr>
+        <w:t> </w:t>
+      </w:r>
+      <w:r>
+        <w:rPr>
+          <w:rFonts w:ascii="Arian Grqi" w:hAnsi="Arian Grqi" w:cs="Arian Grqi"/>
+          <w:noProof/>
           <w:color w:val="0070C0"/>
           <w:lang w:val="hy-AM"/>
         </w:rPr>
         <w:t>Եւ արդ ասեմ, զի Տէր Յիսուս Քրիստոս ի Մարիամայ կուսէ ծնաւ, որ է ի գաւակէ Դաւթի, ըստ աւետեաց Հոգւոյն սրբայ՝ առ ի Հօրէ յերկնից առաքելոյ ի նա:</w:t>
       </w:r>
       <w:r>
-        <w:t xml:space="preserve"> </w:t>
-      </w:r>
-      <w:r>
-        <w:rPr>
-          <w:rFonts w:ascii="Arian Grqi" w:hAnsi="Arian Grqi" w:cs="Arian Grqi"/>
-          <w:b/>
-          <w:bCs/>
+        <w:rPr>
+          <w:noProof/>
+        </w:rPr>
+        <w:t xml:space="preserve"> </w:t>
+      </w:r>
+      <w:r>
+        <w:rPr>
+          <w:rFonts w:ascii="Arian Grqi" w:hAnsi="Arian Grqi" w:cs="Arian Grqi"/>
+          <w:b/>
+          <w:bCs/>
+          <w:noProof/>
           <w:color w:val="EE0000"/>
           <w:vertAlign w:val="superscript"/>
           <w:lang w:val="hy-AM"/>
@@ -1339,14 +1482,16 @@
       <w:r>
         <w:rPr>
           <w:rFonts w:ascii="Arian Grqi" w:hAnsi="Arian Grqi" w:cs="Arian Grqi"/>
-          <w:color w:val="EE0000"/>
-          <w:lang w:val="hy-AM"/>
-        </w:rPr>
-        <w:t> </w:t>
-      </w:r>
-      <w:r>
-        <w:rPr>
-          <w:rFonts w:ascii="Arian Grqi" w:hAnsi="Arian Grqi" w:cs="Arian Grqi"/>
+          <w:noProof/>
+          <w:color w:val="EE0000"/>
+          <w:lang w:val="hy-AM"/>
+        </w:rPr>
+        <w:t> </w:t>
+      </w:r>
+      <w:r>
+        <w:rPr>
+          <w:rFonts w:ascii="Arian Grqi" w:hAnsi="Arian Grqi" w:cs="Arian Grqi"/>
+          <w:noProof/>
           <w:color w:val="0070C0"/>
           <w:lang w:val="hy-AM"/>
         </w:rPr>
@@ -1355,14 +1500,16 @@
       <w:r>
         <w:rPr>
           <w:rFonts w:ascii="Arian Grqi" w:hAnsi="Arian Grqi" w:cs="Arian Grqi"/>
-          <w:color w:val="0070C0"/>
-          <w:lang w:val="hy-AM"/>
-        </w:rPr>
-        <w:t xml:space="preserve"> </w:t>
-      </w:r>
-      <w:r>
-        <w:rPr>
-          <w:rFonts w:ascii="Arian Grqi" w:hAnsi="Arian Grqi" w:cs="Arian Grqi"/>
+          <w:noProof/>
+          <w:color w:val="0070C0"/>
+          <w:lang w:val="hy-AM"/>
+        </w:rPr>
+        <w:t xml:space="preserve"> </w:t>
+      </w:r>
+      <w:r>
+        <w:rPr>
+          <w:rFonts w:ascii="Arian Grqi" w:hAnsi="Arian Grqi" w:cs="Arian Grqi"/>
+          <w:noProof/>
           <w:color w:val="0070C0"/>
           <w:lang w:val="hy-AM"/>
         </w:rPr>
@@ -1371,6 +1518,7 @@
       <w:r>
         <w:rPr>
           <w:rFonts w:ascii="Arian Grqi" w:hAnsi="Arian Grqi" w:cs="Arian Grqi"/>
+          <w:noProof/>
           <w:color w:val="0070C0"/>
           <w:lang w:val="hy-AM"/>
         </w:rPr>
@@ -1379,6 +1527,7 @@
       <w:r>
         <w:rPr>
           <w:rFonts w:ascii="Arian Grqi" w:hAnsi="Arian Grqi" w:cs="Arian Grqi"/>
+          <w:noProof/>
           <w:color w:val="0070C0"/>
           <w:lang w:val="hy-AM"/>
         </w:rPr>
@@ -1387,6 +1536,7 @@
       <w:r>
         <w:rPr>
           <w:rFonts w:ascii="Arian Grqi" w:hAnsi="Arian Grqi" w:cs="Arian Grqi"/>
+          <w:noProof/>
           <w:color w:val="0070C0"/>
           <w:lang w:val="hy-AM"/>
         </w:rPr>
@@ -1395,19 +1545,24 @@
       <w:r>
         <w:rPr>
           <w:rFonts w:ascii="Arian Grqi" w:hAnsi="Arian Grqi" w:cs="Arian Grqi"/>
+          <w:noProof/>
           <w:color w:val="0070C0"/>
           <w:lang w:val="hy-AM"/>
         </w:rPr>
         <w:t>մարնով], որպէս եւ եցոյց զանձն իւր օրինակ։</w:t>
       </w:r>
       <w:r>
-        <w:t xml:space="preserve"> </w:t>
-      </w:r>
-      <w:r>
-        <w:rPr>
-          <w:rFonts w:ascii="Arian Grqi" w:hAnsi="Arian Grqi" w:cs="Arian Grqi"/>
-          <w:b/>
-          <w:bCs/>
+        <w:rPr>
+          <w:noProof/>
+        </w:rPr>
+        <w:t xml:space="preserve"> </w:t>
+      </w:r>
+      <w:r>
+        <w:rPr>
+          <w:rFonts w:ascii="Arian Grqi" w:hAnsi="Arian Grqi" w:cs="Arian Grqi"/>
+          <w:b/>
+          <w:bCs/>
+          <w:noProof/>
           <w:color w:val="EE0000"/>
           <w:vertAlign w:val="superscript"/>
           <w:lang w:val="hy-AM"/>
@@ -1417,27 +1572,33 @@
       <w:r>
         <w:rPr>
           <w:rFonts w:ascii="Arian Grqi" w:hAnsi="Arian Grqi" w:cs="Arian Grqi"/>
-          <w:color w:val="EE0000"/>
-          <w:lang w:val="hy-AM"/>
-        </w:rPr>
-        <w:t> </w:t>
-      </w:r>
-      <w:r>
-        <w:rPr>
-          <w:rFonts w:ascii="Arian Grqi" w:hAnsi="Arian Grqi" w:cs="Arian Grqi"/>
+          <w:noProof/>
+          <w:color w:val="EE0000"/>
+          <w:lang w:val="hy-AM"/>
+        </w:rPr>
+        <w:t> </w:t>
+      </w:r>
+      <w:r>
+        <w:rPr>
+          <w:rFonts w:ascii="Arian Grqi" w:hAnsi="Arian Grqi" w:cs="Arian Grqi"/>
+          <w:noProof/>
           <w:color w:val="0070C0"/>
           <w:lang w:val="hy-AM"/>
         </w:rPr>
         <w:t>Եւ զի յայտ լիցի, զի մարդն ի Հօրէ ստեղծաւ:</w:t>
       </w:r>
       <w:r>
-        <w:t xml:space="preserve"> </w:t>
-      </w:r>
-      <w:r>
-        <w:rPr>
-          <w:rFonts w:ascii="Arian Grqi" w:hAnsi="Arian Grqi" w:cs="Arian Grqi"/>
-          <w:b/>
-          <w:bCs/>
+        <w:rPr>
+          <w:noProof/>
+        </w:rPr>
+        <w:t xml:space="preserve"> </w:t>
+      </w:r>
+      <w:r>
+        <w:rPr>
+          <w:rFonts w:ascii="Arian Grqi" w:hAnsi="Arian Grqi" w:cs="Arian Grqi"/>
+          <w:b/>
+          <w:bCs/>
+          <w:noProof/>
           <w:color w:val="EE0000"/>
           <w:vertAlign w:val="superscript"/>
           <w:lang w:val="hy-AM"/>
@@ -1447,14 +1608,16 @@
       <w:r>
         <w:rPr>
           <w:rFonts w:ascii="Arian Grqi" w:hAnsi="Arian Grqi" w:cs="Arian Grqi"/>
-          <w:color w:val="EE0000"/>
-          <w:lang w:val="hy-AM"/>
-        </w:rPr>
-        <w:t> </w:t>
-      </w:r>
-      <w:r>
-        <w:rPr>
-          <w:rFonts w:ascii="Arian Grqi" w:hAnsi="Arian Grqi" w:cs="Arian Grqi"/>
+          <w:noProof/>
+          <w:color w:val="EE0000"/>
+          <w:lang w:val="hy-AM"/>
+        </w:rPr>
+        <w:t> </w:t>
+      </w:r>
+      <w:r>
+        <w:rPr>
+          <w:rFonts w:ascii="Arian Grqi" w:hAnsi="Arian Grqi" w:cs="Arian Grqi"/>
+          <w:noProof/>
           <w:color w:val="0070C0"/>
           <w:lang w:val="hy-AM"/>
         </w:rPr>
@@ -1463,6 +1626,7 @@
       <w:r>
         <w:rPr>
           <w:rFonts w:ascii="Arian Grqi" w:hAnsi="Arian Grqi" w:cs="Arian Grqi"/>
+          <w:noProof/>
           <w:color w:val="0070C0"/>
           <w:lang w:val="hy-AM"/>
         </w:rPr>
@@ -1471,19 +1635,24 @@
       <w:r>
         <w:rPr>
           <w:rFonts w:ascii="Arian Grqi" w:hAnsi="Arian Grqi" w:cs="Arian Grqi"/>
+          <w:noProof/>
           <w:color w:val="0070C0"/>
           <w:lang w:val="hy-AM"/>
         </w:rPr>
         <w:t>դրեցաւ, զի ի ձեռն որդեգրութ եանն կենդանասցի:</w:t>
       </w:r>
       <w:r>
-        <w:t xml:space="preserve"> </w:t>
-      </w:r>
-      <w:r>
-        <w:rPr>
-          <w:rFonts w:ascii="Arian Grqi" w:hAnsi="Arian Grqi" w:cs="Arian Grqi"/>
-          <w:b/>
-          <w:bCs/>
+        <w:rPr>
+          <w:noProof/>
+        </w:rPr>
+        <w:t xml:space="preserve"> </w:t>
+      </w:r>
+      <w:r>
+        <w:rPr>
+          <w:rFonts w:ascii="Arian Grqi" w:hAnsi="Arian Grqi" w:cs="Arian Grqi"/>
+          <w:b/>
+          <w:bCs/>
+          <w:noProof/>
           <w:color w:val="EE0000"/>
           <w:vertAlign w:val="superscript"/>
           <w:lang w:val="hy-AM"/>
@@ -1493,38 +1662,48 @@
       <w:r>
         <w:rPr>
           <w:rFonts w:ascii="Arian Grqi" w:hAnsi="Arian Grqi" w:cs="Arian Grqi"/>
-          <w:color w:val="EE0000"/>
-          <w:lang w:val="hy-AM"/>
-        </w:rPr>
-        <w:t> </w:t>
-      </w:r>
-      <w:r>
-        <w:rPr>
-          <w:rFonts w:ascii="Arian Grqi" w:hAnsi="Arian Grqi" w:cs="Arian Grqi"/>
+          <w:noProof/>
+          <w:color w:val="EE0000"/>
+          <w:lang w:val="hy-AM"/>
+        </w:rPr>
+        <w:t> </w:t>
+      </w:r>
+      <w:r>
+        <w:rPr>
+          <w:rFonts w:ascii="Arian Grqi" w:hAnsi="Arian Grqi" w:cs="Arian Grqi"/>
+          <w:noProof/>
           <w:color w:val="0070C0"/>
           <w:lang w:val="hy-AM"/>
         </w:rPr>
         <w:t>Քանզի Աստուած, որ ամենայնի տէր է, Հայը Տեառն մերոյ Յիսուսի Քրիստոսի, որ արար զերկինս եւ զերկիր, առաքեաց նախ Հրէայսն զմարգարէսն, զի ի մեղաց</w:t>
       </w:r>
       <w:r>
-        <w:t xml:space="preserve"> </w:t>
-      </w:r>
-      <w:r>
-        <w:rPr>
-          <w:rFonts w:ascii="Arian Grqi" w:hAnsi="Arian Grqi" w:cs="Arian Grqi"/>
+        <w:rPr>
+          <w:noProof/>
+        </w:rPr>
+        <w:t xml:space="preserve"> </w:t>
+      </w:r>
+      <w:r>
+        <w:rPr>
+          <w:rFonts w:ascii="Arian Grqi" w:hAnsi="Arian Grqi" w:cs="Arian Grqi"/>
+          <w:noProof/>
           <w:color w:val="0070C0"/>
           <w:lang w:val="hy-AM"/>
         </w:rPr>
         <w:t>անտի կորզեսցէ զնոսա եւ հանցէ յարդարութիւն իւր:</w:t>
       </w:r>
       <w:r>
-        <w:t xml:space="preserve"> </w:t>
-      </w:r>
-      <w:r>
-        <w:rPr>
-          <w:rFonts w:ascii="Arian Grqi" w:hAnsi="Arian Grqi" w:cs="Arian Grqi"/>
-          <w:b/>
-          <w:bCs/>
+        <w:rPr>
+          <w:noProof/>
+        </w:rPr>
+        <w:t xml:space="preserve"> </w:t>
+      </w:r>
+      <w:r>
+        <w:rPr>
+          <w:rFonts w:ascii="Arian Grqi" w:hAnsi="Arian Grqi" w:cs="Arian Grqi"/>
+          <w:b/>
+          <w:bCs/>
+          <w:noProof/>
           <w:color w:val="EE0000"/>
           <w:vertAlign w:val="superscript"/>
           <w:lang w:val="hy-AM"/>
@@ -1534,27 +1713,33 @@
       <w:r>
         <w:rPr>
           <w:rFonts w:ascii="Arian Grqi" w:hAnsi="Arian Grqi" w:cs="Arian Grqi"/>
-          <w:color w:val="EE0000"/>
-          <w:lang w:val="hy-AM"/>
-        </w:rPr>
-        <w:t> </w:t>
-      </w:r>
-      <w:r>
-        <w:rPr>
-          <w:rFonts w:ascii="Arian Grqi" w:hAnsi="Arian Grqi" w:cs="Arian Grqi"/>
+          <w:noProof/>
+          <w:color w:val="EE0000"/>
+          <w:lang w:val="hy-AM"/>
+        </w:rPr>
+        <w:t> </w:t>
+      </w:r>
+      <w:r>
+        <w:rPr>
+          <w:rFonts w:ascii="Arian Grqi" w:hAnsi="Arian Grqi" w:cs="Arian Grqi"/>
+          <w:noProof/>
           <w:color w:val="0070C0"/>
           <w:lang w:val="hy-AM"/>
         </w:rPr>
         <w:t>Զի կամէր նա փրկել զտունն Իսրայէլի, բաշխեաց արկ նա ի Հոգւոյ անտի [Քրիստոսի] ի վերայ մարգարէիցն, որ զանմոլար աստուածպաշտութիւնն եւ զծնունդն Քրիստոսի քարոզեսցեն ժամանակօք բազմօք:</w:t>
       </w:r>
       <w:r>
-        <w:t xml:space="preserve"> </w:t>
-      </w:r>
-      <w:r>
-        <w:rPr>
-          <w:rFonts w:ascii="Arian Grqi" w:hAnsi="Arian Grqi" w:cs="Arian Grqi"/>
-          <w:b/>
-          <w:bCs/>
+        <w:rPr>
+          <w:noProof/>
+        </w:rPr>
+        <w:t xml:space="preserve"> </w:t>
+      </w:r>
+      <w:r>
+        <w:rPr>
+          <w:rFonts w:ascii="Arian Grqi" w:hAnsi="Arian Grqi" w:cs="Arian Grqi"/>
+          <w:b/>
+          <w:bCs/>
+          <w:noProof/>
           <w:color w:val="EE0000"/>
           <w:vertAlign w:val="superscript"/>
           <w:lang w:val="hy-AM"/>
@@ -1564,14 +1749,16 @@
       <w:r>
         <w:rPr>
           <w:rFonts w:ascii="Arian Grqi" w:hAnsi="Arian Grqi" w:cs="Arian Grqi"/>
-          <w:color w:val="EE0000"/>
-          <w:lang w:val="hy-AM"/>
-        </w:rPr>
-        <w:t> </w:t>
-      </w:r>
-      <w:r>
-        <w:rPr>
-          <w:rFonts w:ascii="Arian Grqi" w:hAnsi="Arian Grqi" w:cs="Arian Grqi"/>
+          <w:noProof/>
+          <w:color w:val="EE0000"/>
+          <w:lang w:val="hy-AM"/>
+        </w:rPr>
+        <w:t> </w:t>
+      </w:r>
+      <w:r>
+        <w:rPr>
+          <w:rFonts w:ascii="Arian Grqi" w:hAnsi="Arian Grqi" w:cs="Arian Grqi"/>
+          <w:noProof/>
           <w:color w:val="0070C0"/>
           <w:lang w:val="hy-AM"/>
         </w:rPr>
@@ -1580,6 +1767,7 @@
       <w:r>
         <w:rPr>
           <w:rFonts w:ascii="Arian Grqi" w:hAnsi="Arian Grqi" w:cs="Arian Grqi"/>
+          <w:noProof/>
           <w:color w:val="0070C0"/>
           <w:lang w:val="hy-AM"/>
         </w:rPr>
@@ -1588,6 +1776,7 @@
       <w:r>
         <w:rPr>
           <w:rFonts w:ascii="Arian Grqi" w:hAnsi="Arian Grqi" w:cs="Arian Grqi"/>
+          <w:noProof/>
           <w:color w:val="0070C0"/>
           <w:lang w:val="hy-AM"/>
         </w:rPr>
@@ -1596,6 +1785,7 @@
       <w:r>
         <w:rPr>
           <w:rFonts w:ascii="Arian Grqi" w:hAnsi="Arian Grqi" w:cs="Arian Grqi"/>
+          <w:noProof/>
           <w:color w:val="0070C0"/>
           <w:lang w:val="hy-AM"/>
         </w:rPr>
@@ -1604,6 +1794,7 @@
       <w:r>
         <w:rPr>
           <w:rFonts w:ascii="Arian Grqi" w:hAnsi="Arian Grqi" w:cs="Arian Grqi"/>
+          <w:noProof/>
           <w:color w:val="0070C0"/>
           <w:lang w:val="hy-AM"/>
         </w:rPr>
@@ -1612,6 +1803,7 @@
       <w:r>
         <w:rPr>
           <w:rFonts w:ascii="Arian Grqi" w:hAnsi="Arian Grqi" w:cs="Arian Grqi"/>
+          <w:noProof/>
           <w:color w:val="0070C0"/>
           <w:lang w:val="hy-AM"/>
         </w:rPr>
@@ -1620,6 +1812,7 @@
       <w:r>
         <w:rPr>
           <w:rFonts w:ascii="Arian Grqi" w:hAnsi="Arian Grqi" w:cs="Arian Grqi"/>
+          <w:noProof/>
           <w:color w:val="0070C0"/>
           <w:lang w:val="hy-AM"/>
         </w:rPr>
@@ -1628,6 +1821,7 @@
       <w:r>
         <w:rPr>
           <w:rFonts w:ascii="Arian Grqi" w:hAnsi="Arian Grqi" w:cs="Arian Grqi"/>
+          <w:noProof/>
           <w:color w:val="0070C0"/>
           <w:lang w:val="hy-AM"/>
         </w:rPr>
@@ -1636,6 +1830,7 @@
       <w:r>
         <w:rPr>
           <w:rFonts w:ascii="Arian Grqi" w:hAnsi="Arian Grqi" w:cs="Arian Grqi"/>
+          <w:noProof/>
           <w:color w:val="0070C0"/>
           <w:lang w:val="hy-AM"/>
         </w:rPr>
@@ -1648,12 +1843,16 @@
         <w:bidi w:val="0"/>
         <w:spacing w:before="120" w:beforeAutospacing="0" w:afterAutospacing="0"/>
         <w:jc w:val="both"/>
+        <w:rPr>
+          <w:noProof/>
+        </w:rPr>
       </w:pPr>
       <w:r>
         <w:rPr>
           <w:rFonts w:ascii="Arian Grqi" w:hAnsi="Arian Grqi" w:cs="Arian Grqi"/>
           <w:b/>
           <w:bCs/>
+          <w:noProof/>
           <w:color w:val="EE0000"/>
           <w:vertAlign w:val="superscript"/>
           <w:lang w:val="hy-AM"/>
@@ -1663,14 +1862,16 @@
       <w:r>
         <w:rPr>
           <w:rFonts w:ascii="Arian Grqi" w:hAnsi="Arian Grqi" w:cs="Arian Grqi"/>
-          <w:color w:val="EE0000"/>
-          <w:lang w:val="hy-AM"/>
-        </w:rPr>
-        <w:t> </w:t>
-      </w:r>
-      <w:r>
-        <w:rPr>
-          <w:rFonts w:ascii="Arian Grqi" w:hAnsi="Arian Grqi" w:cs="Arian Grqi"/>
+          <w:noProof/>
+          <w:color w:val="EE0000"/>
+          <w:lang w:val="hy-AM"/>
+        </w:rPr>
+        <w:t> </w:t>
+      </w:r>
+      <w:r>
+        <w:rPr>
+          <w:rFonts w:ascii="Arian Grqi" w:hAnsi="Arian Grqi" w:cs="Arian Grqi"/>
+          <w:noProof/>
           <w:color w:val="0070C0"/>
           <w:lang w:val="hy-AM"/>
         </w:rPr>
@@ -1679,27 +1880,33 @@
       <w:r>
         <w:rPr>
           <w:rFonts w:ascii="Arian Grqi" w:hAnsi="Arian Grqi" w:cs="Arian Grqi"/>
-          <w:color w:val="0070C0"/>
-          <w:lang w:val="hy-AM"/>
-        </w:rPr>
-        <w:t xml:space="preserve"> </w:t>
-      </w:r>
-      <w:r>
-        <w:rPr>
-          <w:rFonts w:ascii="Arian Grqi" w:hAnsi="Arian Grqi" w:cs="Arian Grqi"/>
+          <w:noProof/>
+          <w:color w:val="0070C0"/>
+          <w:lang w:val="hy-AM"/>
+        </w:rPr>
+        <w:t xml:space="preserve"> </w:t>
+      </w:r>
+      <w:r>
+        <w:rPr>
+          <w:rFonts w:ascii="Arian Grqi" w:hAnsi="Arian Grqi" w:cs="Arian Grqi"/>
+          <w:noProof/>
           <w:color w:val="0070C0"/>
           <w:lang w:val="hy-AM"/>
         </w:rPr>
         <w:t>արդարացուցանել կամեցաւ եւ ոչ կամեցաւ խոտել զիւր ստեղծուածն, իբրեւ ետես չարչարեալ, ողորմեցաւ:</w:t>
       </w:r>
       <w:r>
-        <w:t xml:space="preserve"> </w:t>
-      </w:r>
-      <w:r>
-        <w:rPr>
-          <w:rFonts w:ascii="Arian Grqi" w:hAnsi="Arian Grqi" w:cs="Arian Grqi"/>
-          <w:b/>
-          <w:bCs/>
+        <w:rPr>
+          <w:noProof/>
+        </w:rPr>
+        <w:t xml:space="preserve"> </w:t>
+      </w:r>
+      <w:r>
+        <w:rPr>
+          <w:rFonts w:ascii="Arian Grqi" w:hAnsi="Arian Grqi" w:cs="Arian Grqi"/>
+          <w:b/>
+          <w:bCs/>
+          <w:noProof/>
           <w:color w:val="EE0000"/>
           <w:vertAlign w:val="superscript"/>
           <w:lang w:val="hy-AM"/>
@@ -1709,14 +1916,16 @@
       <w:r>
         <w:rPr>
           <w:rFonts w:ascii="Arian Grqi" w:hAnsi="Arian Grqi" w:cs="Arian Grqi"/>
-          <w:color w:val="EE0000"/>
-          <w:lang w:val="hy-AM"/>
-        </w:rPr>
-        <w:t> </w:t>
-      </w:r>
-      <w:r>
-        <w:rPr>
-          <w:rFonts w:ascii="Arian Grqi" w:hAnsi="Arian Grqi" w:cs="Arian Grqi"/>
+          <w:noProof/>
+          <w:color w:val="EE0000"/>
+          <w:lang w:val="hy-AM"/>
+        </w:rPr>
+        <w:t> </w:t>
+      </w:r>
+      <w:r>
+        <w:rPr>
+          <w:rFonts w:ascii="Arian Grqi" w:hAnsi="Arian Grqi" w:cs="Arian Grqi"/>
+          <w:noProof/>
           <w:color w:val="0070C0"/>
           <w:lang w:val="hy-AM"/>
         </w:rPr>
@@ -1725,6 +1934,7 @@
       <w:r>
         <w:rPr>
           <w:rFonts w:ascii="Arian Grqi" w:hAnsi="Arian Grqi" w:cs="Arian Grqi"/>
+          <w:noProof/>
           <w:color w:val="0070C0"/>
           <w:lang w:val="hy-AM"/>
         </w:rPr>
@@ -1733,19 +1943,24 @@
       <w:r>
         <w:rPr>
           <w:rFonts w:ascii="Arian Grqi" w:hAnsi="Arian Grqi" w:cs="Arian Grqi"/>
+          <w:noProof/>
           <w:color w:val="0070C0"/>
           <w:lang w:val="hy-AM"/>
         </w:rPr>
         <w:t>Մարիամ], յառաջագոյն նկարեալ մարգարէիւք։</w:t>
       </w:r>
       <w:r>
-        <w:t xml:space="preserve"> </w:t>
-      </w:r>
-      <w:r>
-        <w:rPr>
-          <w:rFonts w:ascii="Arian Grqi" w:hAnsi="Arian Grqi" w:cs="Arian Grqi"/>
-          <w:b/>
-          <w:bCs/>
+        <w:rPr>
+          <w:noProof/>
+        </w:rPr>
+        <w:t xml:space="preserve"> </w:t>
+      </w:r>
+      <w:r>
+        <w:rPr>
+          <w:rFonts w:ascii="Arian Grqi" w:hAnsi="Arian Grqi" w:cs="Arian Grqi"/>
+          <w:b/>
+          <w:bCs/>
+          <w:noProof/>
           <w:color w:val="EE0000"/>
           <w:vertAlign w:val="superscript"/>
           <w:lang w:val="hy-AM"/>
@@ -1755,14 +1970,16 @@
       <w:r>
         <w:rPr>
           <w:rFonts w:ascii="Arian Grqi" w:hAnsi="Arian Grqi" w:cs="Arian Grqi"/>
-          <w:color w:val="EE0000"/>
-          <w:lang w:val="hy-AM"/>
-        </w:rPr>
-        <w:t> </w:t>
-      </w:r>
-      <w:r>
-        <w:rPr>
-          <w:rFonts w:ascii="Arian Grqi" w:hAnsi="Arian Grqi" w:cs="Arian Grqi"/>
+          <w:noProof/>
+          <w:color w:val="EE0000"/>
+          <w:lang w:val="hy-AM"/>
+        </w:rPr>
+        <w:t> </w:t>
+      </w:r>
+      <w:r>
+        <w:rPr>
+          <w:rFonts w:ascii="Arian Grqi" w:hAnsi="Arian Grqi" w:cs="Arian Grqi"/>
+          <w:noProof/>
           <w:color w:val="0070C0"/>
           <w:lang w:val="hy-AM"/>
         </w:rPr>
@@ -1771,16 +1988,18 @@
       <w:r>
         <w:rPr>
           <w:rFonts w:ascii="Arian Grqi" w:hAnsi="Arian Grqi" w:cs="Arian Grqi"/>
-          <w:color w:val="0070C0"/>
-          <w:lang w:val="hy-AM"/>
-        </w:rPr>
-        <w:t xml:space="preserve"> </w:t>
-      </w:r>
-      <w:r>
-        <w:rPr>
-          <w:rFonts w:ascii="Arian Grqi" w:hAnsi="Arian Grqi" w:cs="Arian Grqi"/>
-          <w:b/>
-          <w:bCs/>
+          <w:noProof/>
+          <w:color w:val="0070C0"/>
+          <w:lang w:val="hy-AM"/>
+        </w:rPr>
+        <w:t xml:space="preserve"> </w:t>
+      </w:r>
+      <w:r>
+        <w:rPr>
+          <w:rFonts w:ascii="Arian Grqi" w:hAnsi="Arian Grqi" w:cs="Arian Grqi"/>
+          <w:b/>
+          <w:bCs/>
+          <w:noProof/>
           <w:color w:val="EE0000"/>
           <w:vertAlign w:val="superscript"/>
           <w:lang w:val="hy-AM"/>
@@ -1790,14 +2009,16 @@
       <w:r>
         <w:rPr>
           <w:rFonts w:ascii="Arian Grqi" w:hAnsi="Arian Grqi" w:cs="Arian Grqi"/>
-          <w:color w:val="EE0000"/>
-          <w:lang w:val="hy-AM"/>
-        </w:rPr>
-        <w:t> </w:t>
-      </w:r>
-      <w:r>
-        <w:rPr>
-          <w:rFonts w:ascii="Arian Grqi" w:hAnsi="Arian Grqi" w:cs="Arian Grqi"/>
+          <w:noProof/>
+          <w:color w:val="EE0000"/>
+          <w:lang w:val="hy-AM"/>
+        </w:rPr>
+        <w:t> </w:t>
+      </w:r>
+      <w:r>
+        <w:rPr>
+          <w:rFonts w:ascii="Arian Grqi" w:hAnsi="Arian Grqi" w:cs="Arian Grqi"/>
+          <w:noProof/>
           <w:color w:val="0070C0"/>
           <w:lang w:val="hy-AM"/>
         </w:rPr>
@@ -1806,6 +2027,7 @@
       <w:r>
         <w:rPr>
           <w:rFonts w:ascii="Arian Grqi" w:hAnsi="Arian Grqi" w:cs="Arian Grqi"/>
+          <w:noProof/>
           <w:color w:val="0070C0"/>
           <w:lang w:val="hy-AM"/>
         </w:rPr>
@@ -1814,19 +2036,24 @@
       <w:r>
         <w:rPr>
           <w:rFonts w:ascii="Arian Grqi" w:hAnsi="Arian Grqi" w:cs="Arian Grqi"/>
+          <w:noProof/>
           <w:color w:val="0070C0"/>
           <w:lang w:val="hy-AM"/>
         </w:rPr>
         <w:t>նովեւ կշտամբեալ յանդ իմանեսցի, եթէ չէր աստուած:</w:t>
       </w:r>
       <w:r>
-        <w:t xml:space="preserve"> </w:t>
-      </w:r>
-      <w:r>
-        <w:rPr>
-          <w:rFonts w:ascii="Arian Grqi" w:hAnsi="Arian Grqi" w:cs="Arian Grqi"/>
-          <w:b/>
-          <w:bCs/>
+        <w:rPr>
+          <w:noProof/>
+        </w:rPr>
+        <w:t xml:space="preserve"> </w:t>
+      </w:r>
+      <w:r>
+        <w:rPr>
+          <w:rFonts w:ascii="Arian Grqi" w:hAnsi="Arian Grqi" w:cs="Arian Grqi"/>
+          <w:b/>
+          <w:bCs/>
+          <w:noProof/>
           <w:color w:val="EE0000"/>
           <w:vertAlign w:val="superscript"/>
           <w:lang w:val="hy-AM"/>
@@ -1836,27 +2063,33 @@
       <w:r>
         <w:rPr>
           <w:rFonts w:ascii="Arian Grqi" w:hAnsi="Arian Grqi" w:cs="Arian Grqi"/>
-          <w:color w:val="EE0000"/>
-          <w:lang w:val="hy-AM"/>
-        </w:rPr>
-        <w:t> </w:t>
-      </w:r>
-      <w:r>
-        <w:rPr>
-          <w:rFonts w:ascii="Arian Grqi" w:hAnsi="Arian Grqi" w:cs="Arian Grqi"/>
+          <w:noProof/>
+          <w:color w:val="EE0000"/>
+          <w:lang w:val="hy-AM"/>
+        </w:rPr>
+        <w:t> </w:t>
+      </w:r>
+      <w:r>
+        <w:rPr>
+          <w:rFonts w:ascii="Arian Grqi" w:hAnsi="Arian Grqi" w:cs="Arian Grqi"/>
+          <w:noProof/>
           <w:color w:val="0070C0"/>
           <w:lang w:val="hy-AM"/>
         </w:rPr>
         <w:t>Զի ի մարմին անդր իւր Յիսուս Քրիստոս կոչեաց եւ փրկեաց զկորստական մարմինն, եւ ձդեաց զնա ի կեանսն յաւիտենից, ի ձեռն Հաւատոցն:</w:t>
       </w:r>
       <w:r>
-        <w:t xml:space="preserve"> </w:t>
-      </w:r>
-      <w:r>
-        <w:rPr>
-          <w:rFonts w:ascii="Arian Grqi" w:hAnsi="Arian Grqi" w:cs="Arian Grqi"/>
-          <w:b/>
-          <w:bCs/>
+        <w:rPr>
+          <w:noProof/>
+        </w:rPr>
+        <w:t xml:space="preserve"> </w:t>
+      </w:r>
+      <w:r>
+        <w:rPr>
+          <w:rFonts w:ascii="Arian Grqi" w:hAnsi="Arian Grqi" w:cs="Arian Grqi"/>
+          <w:b/>
+          <w:bCs/>
+          <w:noProof/>
           <w:color w:val="EE0000"/>
           <w:vertAlign w:val="superscript"/>
           <w:lang w:val="hy-AM"/>
@@ -1866,27 +2099,33 @@
       <w:r>
         <w:rPr>
           <w:rFonts w:ascii="Arian Grqi" w:hAnsi="Arian Grqi" w:cs="Arian Grqi"/>
-          <w:color w:val="EE0000"/>
-          <w:lang w:val="hy-AM"/>
-        </w:rPr>
-        <w:t> </w:t>
-      </w:r>
-      <w:r>
-        <w:rPr>
-          <w:rFonts w:ascii="Arian Grqi" w:hAnsi="Arian Grqi" w:cs="Arian Grqi"/>
+          <w:noProof/>
+          <w:color w:val="EE0000"/>
+          <w:lang w:val="hy-AM"/>
+        </w:rPr>
+        <w:t> </w:t>
+      </w:r>
+      <w:r>
+        <w:rPr>
+          <w:rFonts w:ascii="Arian Grqi" w:hAnsi="Arian Grqi" w:cs="Arian Grqi"/>
+          <w:noProof/>
           <w:color w:val="0070C0"/>
           <w:lang w:val="hy-AM"/>
         </w:rPr>
         <w:t>Զի արդարութեան տաճար սուրբ յիւր մարմին անդը՝ լինելոց Ժամանակաց պատրաստեսցէ:</w:t>
       </w:r>
       <w:r>
-        <w:t xml:space="preserve"> </w:t>
-      </w:r>
-      <w:r>
-        <w:rPr>
-          <w:rFonts w:ascii="Arian Grqi" w:hAnsi="Arian Grqi" w:cs="Arian Grqi"/>
-          <w:b/>
-          <w:bCs/>
+        <w:rPr>
+          <w:noProof/>
+        </w:rPr>
+        <w:t xml:space="preserve"> </w:t>
+      </w:r>
+      <w:r>
+        <w:rPr>
+          <w:rFonts w:ascii="Arian Grqi" w:hAnsi="Arian Grqi" w:cs="Arian Grqi"/>
+          <w:b/>
+          <w:bCs/>
+          <w:noProof/>
           <w:color w:val="EE0000"/>
           <w:vertAlign w:val="superscript"/>
           <w:lang w:val="hy-AM"/>
@@ -1896,14 +2135,16 @@
       <w:r>
         <w:rPr>
           <w:rFonts w:ascii="Arian Grqi" w:hAnsi="Arian Grqi" w:cs="Arian Grqi"/>
-          <w:color w:val="EE0000"/>
-          <w:lang w:val="hy-AM"/>
-        </w:rPr>
-        <w:t> </w:t>
-      </w:r>
-      <w:r>
-        <w:rPr>
-          <w:rFonts w:ascii="Arian Grqi" w:hAnsi="Arian Grqi" w:cs="Arian Grqi"/>
+          <w:noProof/>
+          <w:color w:val="EE0000"/>
+          <w:lang w:val="hy-AM"/>
+        </w:rPr>
+        <w:t> </w:t>
+      </w:r>
+      <w:r>
+        <w:rPr>
+          <w:rFonts w:ascii="Arian Grqi" w:hAnsi="Arian Grqi" w:cs="Arian Grqi"/>
+          <w:noProof/>
           <w:color w:val="0070C0"/>
           <w:lang w:val="hy-AM"/>
         </w:rPr>
@@ -1916,12 +2157,16 @@
         <w:bidi w:val="0"/>
         <w:spacing w:before="120" w:beforeAutospacing="0" w:afterAutospacing="0"/>
         <w:jc w:val="both"/>
+        <w:rPr>
+          <w:noProof/>
+        </w:rPr>
       </w:pPr>
       <w:r>
         <w:rPr>
           <w:rFonts w:ascii="Arian Grqi" w:hAnsi="Arian Grqi" w:cs="Arian Grqi"/>
           <w:b/>
           <w:bCs/>
+          <w:noProof/>
           <w:color w:val="EE0000"/>
           <w:vertAlign w:val="superscript"/>
           <w:lang w:val="hy-AM"/>
@@ -1931,14 +2176,16 @@
       <w:r>
         <w:rPr>
           <w:rFonts w:ascii="Arian Grqi" w:hAnsi="Arian Grqi" w:cs="Arian Grqi"/>
-          <w:color w:val="EE0000"/>
-          <w:lang w:val="hy-AM"/>
-        </w:rPr>
-        <w:t> </w:t>
-      </w:r>
-      <w:r>
-        <w:rPr>
-          <w:rFonts w:ascii="Arian Grqi" w:hAnsi="Arian Grqi" w:cs="Arian Grqi"/>
+          <w:noProof/>
+          <w:color w:val="EE0000"/>
+          <w:lang w:val="hy-AM"/>
+        </w:rPr>
+        <w:t> </w:t>
+      </w:r>
+      <w:r>
+        <w:rPr>
+          <w:rFonts w:ascii="Arian Grqi" w:hAnsi="Arian Grqi" w:cs="Arian Grqi"/>
+          <w:noProof/>
           <w:color w:val="0070C0"/>
           <w:lang w:val="hy-AM"/>
         </w:rPr>
@@ -1947,6 +2194,7 @@
       <w:r>
         <w:rPr>
           <w:rFonts w:ascii="Arian Grqi" w:hAnsi="Arian Grqi" w:cs="Arian Grqi"/>
+          <w:noProof/>
           <w:color w:val="0070C0"/>
           <w:lang w:val="hy-AM"/>
         </w:rPr>
@@ -1955,19 +2203,24 @@
       <w:r>
         <w:rPr>
           <w:rFonts w:ascii="Arian Grqi" w:hAnsi="Arian Grqi" w:cs="Arian Grqi"/>
+          <w:noProof/>
           <w:color w:val="0070C0"/>
           <w:lang w:val="hy-AM"/>
         </w:rPr>
         <w:t>կութեան, որ զողորմութիւն գթութեանն Աստուծոյ կարճեն յանձանց իւրեանց, որ ասեն, եթէ ոչ են երկինք եւ երկիր եւ ամենայն արարածք՝ ձեռագործք Աստուծոյ Հօր ամենայնի:</w:t>
       </w:r>
       <w:r>
-        <w:t xml:space="preserve"> </w:t>
-      </w:r>
-      <w:r>
-        <w:rPr>
-          <w:rFonts w:ascii="Arian Grqi" w:hAnsi="Arian Grqi" w:cs="Arian Grqi"/>
-          <w:b/>
-          <w:bCs/>
+        <w:rPr>
+          <w:noProof/>
+        </w:rPr>
+        <w:t xml:space="preserve"> </w:t>
+      </w:r>
+      <w:r>
+        <w:rPr>
+          <w:rFonts w:ascii="Arian Grqi" w:hAnsi="Arian Grqi" w:cs="Arian Grqi"/>
+          <w:b/>
+          <w:bCs/>
+          <w:noProof/>
           <w:color w:val="EE0000"/>
           <w:vertAlign w:val="superscript"/>
           <w:lang w:val="hy-AM"/>
@@ -1977,14 +2230,16 @@
       <w:r>
         <w:rPr>
           <w:rFonts w:ascii="Arian Grqi" w:hAnsi="Arian Grqi" w:cs="Arian Grqi"/>
-          <w:color w:val="EE0000"/>
-          <w:lang w:val="hy-AM"/>
-        </w:rPr>
-        <w:t> </w:t>
-      </w:r>
-      <w:r>
-        <w:rPr>
-          <w:rFonts w:ascii="Arian Grqi" w:hAnsi="Arian Grqi" w:cs="Arian Grqi"/>
+          <w:noProof/>
+          <w:color w:val="EE0000"/>
+          <w:lang w:val="hy-AM"/>
+        </w:rPr>
+        <w:t> </w:t>
+      </w:r>
+      <w:r>
+        <w:rPr>
+          <w:rFonts w:ascii="Arian Grqi" w:hAnsi="Arian Grqi" w:cs="Arian Grqi"/>
+          <w:noProof/>
           <w:color w:val="0070C0"/>
           <w:lang w:val="hy-AM"/>
         </w:rPr>
@@ -1993,19 +2248,24 @@
       <w:r>
         <w:rPr>
           <w:rFonts w:ascii="Arian Grqi" w:hAnsi="Arian Grqi" w:cs="Arian Grqi"/>
+          <w:noProof/>
           <w:color w:val="0070C0"/>
           <w:lang w:val="hy-AM"/>
         </w:rPr>
         <w:t>:</w:t>
       </w:r>
       <w:r>
-        <w:t xml:space="preserve"> </w:t>
-      </w:r>
-      <w:r>
-        <w:rPr>
-          <w:rFonts w:ascii="Arian Grqi" w:hAnsi="Arian Grqi" w:cs="Arian Grqi"/>
-          <w:b/>
-          <w:bCs/>
+        <w:rPr>
+          <w:noProof/>
+        </w:rPr>
+        <w:t xml:space="preserve"> </w:t>
+      </w:r>
+      <w:r>
+        <w:rPr>
+          <w:rFonts w:ascii="Arian Grqi" w:hAnsi="Arian Grqi" w:cs="Arian Grqi"/>
+          <w:b/>
+          <w:bCs/>
+          <w:noProof/>
           <w:color w:val="EE0000"/>
           <w:vertAlign w:val="superscript"/>
           <w:lang w:val="hy-AM"/>
@@ -2015,14 +2275,16 @@
       <w:r>
         <w:rPr>
           <w:rFonts w:ascii="Arian Grqi" w:hAnsi="Arian Grqi" w:cs="Arian Grqi"/>
-          <w:color w:val="EE0000"/>
-          <w:lang w:val="hy-AM"/>
-        </w:rPr>
-        <w:t> </w:t>
-      </w:r>
-      <w:r>
-        <w:rPr>
-          <w:rFonts w:ascii="Arian Grqi" w:hAnsi="Arian Grqi" w:cs="Arian Grqi"/>
+          <w:noProof/>
+          <w:color w:val="EE0000"/>
+          <w:lang w:val="hy-AM"/>
+        </w:rPr>
+        <w:t> </w:t>
+      </w:r>
+      <w:r>
+        <w:rPr>
+          <w:rFonts w:ascii="Arian Grqi" w:hAnsi="Arian Grqi" w:cs="Arian Grqi"/>
+          <w:noProof/>
           <w:color w:val="0070C0"/>
           <w:lang w:val="hy-AM"/>
         </w:rPr>
@@ -2031,27 +2293,33 @@
       <w:r>
         <w:rPr>
           <w:rFonts w:ascii="Arian Grqi" w:hAnsi="Arian Grqi" w:cs="Arian Grqi"/>
-          <w:color w:val="0070C0"/>
-          <w:lang w:val="hy-AM"/>
-        </w:rPr>
-        <w:t xml:space="preserve"> </w:t>
-      </w:r>
-      <w:r>
-        <w:rPr>
-          <w:rFonts w:ascii="Arian Grqi" w:hAnsi="Arian Grqi" w:cs="Arian Grqi"/>
+          <w:noProof/>
+          <w:color w:val="0070C0"/>
+          <w:lang w:val="hy-AM"/>
+        </w:rPr>
+        <w:t xml:space="preserve"> </w:t>
+      </w:r>
+      <w:r>
+        <w:rPr>
+          <w:rFonts w:ascii="Arian Grqi" w:hAnsi="Arian Grqi" w:cs="Arian Grqi"/>
+          <w:noProof/>
           <w:color w:val="0070C0"/>
           <w:lang w:val="hy-AM"/>
         </w:rPr>
         <w:t>ի բաց մերժեցարուք ի նոցանէ, եւ զխոտոր վարդապետութիւն նոցա ի ձէնջ ի բաց Հալածեցէք:</w:t>
       </w:r>
       <w:r>
-        <w:t xml:space="preserve"> </w:t>
-      </w:r>
-      <w:r>
-        <w:rPr>
-          <w:rFonts w:ascii="Arian Grqi" w:hAnsi="Arian Grqi" w:cs="Arian Grqi"/>
-          <w:b/>
-          <w:bCs/>
+        <w:rPr>
+          <w:noProof/>
+        </w:rPr>
+        <w:t xml:space="preserve"> </w:t>
+      </w:r>
+      <w:r>
+        <w:rPr>
+          <w:rFonts w:ascii="Arian Grqi" w:hAnsi="Arian Grqi" w:cs="Arian Grqi"/>
+          <w:b/>
+          <w:bCs/>
+          <w:noProof/>
           <w:color w:val="EE0000"/>
           <w:vertAlign w:val="superscript"/>
           <w:lang w:val="hy-AM"/>
@@ -2061,27 +2329,33 @@
       <w:r>
         <w:rPr>
           <w:rFonts w:ascii="Arian Grqi" w:hAnsi="Arian Grqi" w:cs="Arian Grqi"/>
-          <w:color w:val="EE0000"/>
-          <w:lang w:val="hy-AM"/>
-        </w:rPr>
-        <w:t> </w:t>
-      </w:r>
-      <w:r>
-        <w:rPr>
-          <w:rFonts w:ascii="Arian Grqi" w:hAnsi="Arian Grqi" w:cs="Arian Grqi"/>
+          <w:noProof/>
+          <w:color w:val="EE0000"/>
+          <w:lang w:val="hy-AM"/>
+        </w:rPr>
+        <w:t> </w:t>
+      </w:r>
+      <w:r>
+        <w:rPr>
+          <w:rFonts w:ascii="Arian Grqi" w:hAnsi="Arian Grqi" w:cs="Arian Grqi"/>
+          <w:noProof/>
           <w:color w:val="0070C0"/>
           <w:lang w:val="hy-AM"/>
         </w:rPr>
         <w:t>Զի ոչ էք դուք որդիք անհնազանդութ եան, այլ մանկունք սիրեցելան եկեղեցւոյ:</w:t>
       </w:r>
       <w:r>
-        <w:t xml:space="preserve"> </w:t>
-      </w:r>
-      <w:r>
-        <w:rPr>
-          <w:rFonts w:ascii="Arian Grqi" w:hAnsi="Arian Grqi" w:cs="Arian Grqi"/>
-          <w:b/>
-          <w:bCs/>
+        <w:rPr>
+          <w:noProof/>
+        </w:rPr>
+        <w:t xml:space="preserve"> </w:t>
+      </w:r>
+      <w:r>
+        <w:rPr>
+          <w:rFonts w:ascii="Arian Grqi" w:hAnsi="Arian Grqi" w:cs="Arian Grqi"/>
+          <w:b/>
+          <w:bCs/>
+          <w:noProof/>
           <w:color w:val="EE0000"/>
           <w:vertAlign w:val="superscript"/>
           <w:lang w:val="hy-AM"/>
@@ -2091,14 +2365,16 @@
       <w:r>
         <w:rPr>
           <w:rFonts w:ascii="Arian Grqi" w:hAnsi="Arian Grqi" w:cs="Arian Grqi"/>
-          <w:color w:val="EE0000"/>
-          <w:lang w:val="hy-AM"/>
-        </w:rPr>
-        <w:t xml:space="preserve"> </w:t>
-      </w:r>
-      <w:r>
-        <w:rPr>
-          <w:rFonts w:ascii="Arian Grqi" w:hAnsi="Arian Grqi" w:cs="Arian Grqi"/>
+          <w:noProof/>
+          <w:color w:val="EE0000"/>
+          <w:lang w:val="hy-AM"/>
+        </w:rPr>
+        <w:t xml:space="preserve"> </w:t>
+      </w:r>
+      <w:r>
+        <w:rPr>
+          <w:rFonts w:ascii="Arian Grqi" w:hAnsi="Arian Grqi" w:cs="Arian Grqi"/>
+          <w:noProof/>
           <w:color w:val="0070C0"/>
           <w:lang w:val="hy-AM"/>
         </w:rPr>
@@ -2111,12 +2387,16 @@
         <w:bidi w:val="0"/>
         <w:spacing w:before="120" w:beforeAutospacing="0" w:afterAutospacing="0"/>
         <w:jc w:val="both"/>
+        <w:rPr>
+          <w:noProof/>
+        </w:rPr>
       </w:pPr>
       <w:r>
         <w:rPr>
           <w:rFonts w:ascii="Arian Grqi" w:hAnsi="Arian Grqi" w:cs="Arian Grqi"/>
           <w:b/>
           <w:bCs/>
+          <w:noProof/>
           <w:color w:val="EE0000"/>
           <w:vertAlign w:val="superscript"/>
           <w:lang w:val="hy-AM"/>
@@ -2127,27 +2407,33 @@
       <w:r>
         <w:rPr>
           <w:rFonts w:ascii="Arian Grqi" w:hAnsi="Arian Grqi" w:cs="Arian Grqi"/>
-          <w:color w:val="EE0000"/>
-          <w:lang w:val="hy-AM"/>
-        </w:rPr>
-        <w:t> </w:t>
-      </w:r>
-      <w:r>
-        <w:rPr>
-          <w:rFonts w:ascii="Arian Grqi" w:hAnsi="Arian Grqi" w:cs="Arian Grqi"/>
+          <w:noProof/>
+          <w:color w:val="EE0000"/>
+          <w:lang w:val="hy-AM"/>
+        </w:rPr>
+        <w:t> </w:t>
+      </w:r>
+      <w:r>
+        <w:rPr>
+          <w:rFonts w:ascii="Arian Grqi" w:hAnsi="Arian Grqi" w:cs="Arian Grqi"/>
+          <w:noProof/>
           <w:color w:val="0070C0"/>
           <w:lang w:val="hy-AM"/>
         </w:rPr>
         <w:t>Արդ՝ որ ասեն, թէ չիք յարութիւն մարմնոյ, նոքա իսկ ոչ են յառնելոց ի կեանսն յաւիտենից, այլ ի դատապարտութիւն եւ ի դատաստան յարիցեն թերահաւատ մարմնովեւ:</w:t>
       </w:r>
       <w:r>
-        <w:t xml:space="preserve"> </w:t>
-      </w:r>
-      <w:r>
-        <w:rPr>
-          <w:rFonts w:ascii="Arian Grqi" w:hAnsi="Arian Grqi" w:cs="Arian Grqi"/>
-          <w:b/>
-          <w:bCs/>
+        <w:rPr>
+          <w:noProof/>
+        </w:rPr>
+        <w:t xml:space="preserve"> </w:t>
+      </w:r>
+      <w:r>
+        <w:rPr>
+          <w:rFonts w:ascii="Arian Grqi" w:hAnsi="Arian Grqi" w:cs="Arian Grqi"/>
+          <w:b/>
+          <w:bCs/>
+          <w:noProof/>
           <w:color w:val="EE0000"/>
           <w:vertAlign w:val="superscript"/>
           <w:lang w:val="hy-AM"/>
@@ -2157,27 +2443,33 @@
       <w:r>
         <w:rPr>
           <w:rFonts w:ascii="Arian Grqi" w:hAnsi="Arian Grqi" w:cs="Arian Grqi"/>
-          <w:color w:val="EE0000"/>
-          <w:lang w:val="hy-AM"/>
-        </w:rPr>
-        <w:t xml:space="preserve"> </w:t>
-      </w:r>
-      <w:r>
-        <w:rPr>
-          <w:rFonts w:ascii="Arian Grqi" w:hAnsi="Arian Grqi" w:cs="Arian Grqi"/>
+          <w:noProof/>
+          <w:color w:val="EE0000"/>
+          <w:lang w:val="hy-AM"/>
+        </w:rPr>
+        <w:t xml:space="preserve"> </w:t>
+      </w:r>
+      <w:r>
+        <w:rPr>
+          <w:rFonts w:ascii="Arian Grqi" w:hAnsi="Arian Grqi" w:cs="Arian Grqi"/>
+          <w:noProof/>
           <w:color w:val="0070C0"/>
           <w:lang w:val="hy-AM"/>
         </w:rPr>
         <w:t>Զի մարմին, որ ասէ, թէ չիք յարութիւն, նորա մի լիցի յարութիւն կենաց, զի այնպիսիքն յարուցելն անտի ուրացեալ գտանին։</w:t>
       </w:r>
       <w:r>
-        <w:t xml:space="preserve"> </w:t>
-      </w:r>
-      <w:r>
-        <w:rPr>
-          <w:rFonts w:ascii="Arian Grqi" w:hAnsi="Arian Grqi" w:cs="Arian Grqi"/>
-          <w:b/>
-          <w:bCs/>
+        <w:rPr>
+          <w:noProof/>
+        </w:rPr>
+        <w:t xml:space="preserve"> </w:t>
+      </w:r>
+      <w:r>
+        <w:rPr>
+          <w:rFonts w:ascii="Arian Grqi" w:hAnsi="Arian Grqi" w:cs="Arian Grqi"/>
+          <w:b/>
+          <w:bCs/>
+          <w:noProof/>
           <w:color w:val="EE0000"/>
           <w:vertAlign w:val="superscript"/>
           <w:lang w:val="hy-AM"/>
@@ -2187,14 +2479,16 @@
       <w:r>
         <w:rPr>
           <w:rFonts w:ascii="Arian Grqi" w:hAnsi="Arian Grqi" w:cs="Arian Grqi"/>
-          <w:color w:val="EE0000"/>
-          <w:lang w:val="hy-AM"/>
-        </w:rPr>
-        <w:t> </w:t>
-      </w:r>
-      <w:r>
-        <w:rPr>
-          <w:rFonts w:ascii="Arian Grqi" w:hAnsi="Arian Grqi" w:cs="Arian Grqi"/>
+          <w:noProof/>
+          <w:color w:val="EE0000"/>
+          <w:lang w:val="hy-AM"/>
+        </w:rPr>
+        <w:t> </w:t>
+      </w:r>
+      <w:r>
+        <w:rPr>
+          <w:rFonts w:ascii="Arian Grqi" w:hAnsi="Arian Grqi" w:cs="Arian Grqi"/>
+          <w:noProof/>
           <w:color w:val="0070C0"/>
           <w:lang w:val="hy-AM"/>
         </w:rPr>
@@ -2203,14 +2497,16 @@
       <w:r>
         <w:rPr>
           <w:rFonts w:ascii="Arian Grqi" w:hAnsi="Arian Grqi" w:cs="Arian Grqi"/>
-          <w:color w:val="0070C0"/>
-          <w:lang w:val="hy-AM"/>
-        </w:rPr>
-        <w:t xml:space="preserve"> </w:t>
-      </w:r>
-      <w:r>
-        <w:rPr>
-          <w:rFonts w:ascii="Arian Grqi" w:hAnsi="Arian Grqi" w:cs="Arian Grqi"/>
+          <w:noProof/>
+          <w:color w:val="0070C0"/>
+          <w:lang w:val="hy-AM"/>
+        </w:rPr>
+        <w:t xml:space="preserve"> </w:t>
+      </w:r>
+      <w:r>
+        <w:rPr>
+          <w:rFonts w:ascii="Arian Grqi" w:hAnsi="Arian Grqi" w:cs="Arian Grqi"/>
+          <w:noProof/>
           <w:color w:val="0070C0"/>
           <w:lang w:val="hy-AM"/>
         </w:rPr>
@@ -2219,6 +2515,7 @@
       <w:r>
         <w:rPr>
           <w:rFonts w:ascii="Arian Grqi" w:hAnsi="Arian Grqi" w:cs="Arian Grqi"/>
+          <w:noProof/>
           <w:color w:val="0070C0"/>
           <w:lang w:val="hy-AM"/>
         </w:rPr>
@@ -2227,19 +2524,24 @@
       <w:r>
         <w:rPr>
           <w:rFonts w:ascii="Arian Grqi" w:hAnsi="Arian Grqi" w:cs="Arian Grqi"/>
+          <w:noProof/>
           <w:color w:val="0070C0"/>
           <w:lang w:val="hy-AM"/>
         </w:rPr>
         <w:t xml:space="preserve"> նախ մեռանի. եւ ապա յառնէ կամօք Տեառն ի նոյն մարմին եւ զդեցեալ։</w:t>
       </w:r>
       <w:r>
-        <w:t xml:space="preserve"> </w:t>
-      </w:r>
-      <w:r>
-        <w:rPr>
-          <w:rFonts w:ascii="Arian Grqi" w:hAnsi="Arian Grqi" w:cs="Arian Grqi"/>
-          <w:b/>
-          <w:bCs/>
+        <w:rPr>
+          <w:noProof/>
+        </w:rPr>
+        <w:t xml:space="preserve"> </w:t>
+      </w:r>
+      <w:r>
+        <w:rPr>
+          <w:rFonts w:ascii="Arian Grqi" w:hAnsi="Arian Grqi" w:cs="Arian Grqi"/>
+          <w:b/>
+          <w:bCs/>
+          <w:noProof/>
           <w:color w:val="EE0000"/>
           <w:vertAlign w:val="superscript"/>
           <w:lang w:val="hy-AM"/>
@@ -2249,14 +2551,16 @@
       <w:r>
         <w:rPr>
           <w:rFonts w:ascii="Arian Grqi" w:hAnsi="Arian Grqi" w:cs="Arian Grqi"/>
-          <w:color w:val="EE0000"/>
-          <w:lang w:val="hy-AM"/>
-        </w:rPr>
-        <w:t> </w:t>
-      </w:r>
-      <w:r>
-        <w:rPr>
-          <w:rFonts w:ascii="Arian Grqi" w:hAnsi="Arian Grqi" w:cs="Arian Grqi"/>
+          <w:noProof/>
+          <w:color w:val="EE0000"/>
+          <w:lang w:val="hy-AM"/>
+        </w:rPr>
+        <w:t> </w:t>
+      </w:r>
+      <w:r>
+        <w:rPr>
+          <w:rFonts w:ascii="Arian Grqi" w:hAnsi="Arian Grqi" w:cs="Arian Grqi"/>
+          <w:noProof/>
           <w:color w:val="0070C0"/>
           <w:lang w:val="hy-AM"/>
         </w:rPr>
@@ -2265,6 +2569,7 @@
       <w:r>
         <w:rPr>
           <w:rFonts w:ascii="Arian Grqi" w:hAnsi="Arian Grqi" w:cs="Arian Grqi"/>
+          <w:noProof/>
           <w:color w:val="0070C0"/>
           <w:lang w:val="hy-AM"/>
         </w:rPr>
@@ -2273,6 +2578,7 @@
       <w:r>
         <w:rPr>
           <w:rFonts w:ascii="Arian Grqi" w:hAnsi="Arian Grqi" w:cs="Arian Grqi"/>
+          <w:noProof/>
           <w:color w:val="0070C0"/>
           <w:lang w:val="hy-AM"/>
         </w:rPr>
@@ -2281,6 +2587,7 @@
       <w:r>
         <w:rPr>
           <w:rFonts w:ascii="Arian Grqi" w:hAnsi="Arian Grqi" w:cs="Arian Grqi"/>
+          <w:noProof/>
           <w:color w:val="0070C0"/>
           <w:lang w:val="hy-AM"/>
         </w:rPr>
@@ -2289,19 +2596,24 @@
       <w:r>
         <w:rPr>
           <w:rFonts w:ascii="Arian Grqi" w:hAnsi="Arian Grqi" w:cs="Arian Grqi"/>
+          <w:noProof/>
           <w:color w:val="0070C0"/>
           <w:lang w:val="hy-AM"/>
         </w:rPr>
         <w:t>նութեամբ:</w:t>
       </w:r>
       <w:r>
-        <w:t xml:space="preserve"> </w:t>
-      </w:r>
-      <w:r>
-        <w:rPr>
-          <w:rFonts w:ascii="Arian Grqi" w:hAnsi="Arian Grqi" w:cs="Arian Grqi"/>
-          <w:b/>
-          <w:bCs/>
+        <w:rPr>
+          <w:noProof/>
+        </w:rPr>
+        <w:t xml:space="preserve"> </w:t>
+      </w:r>
+      <w:r>
+        <w:rPr>
+          <w:rFonts w:ascii="Arian Grqi" w:hAnsi="Arian Grqi" w:cs="Arian Grqi"/>
+          <w:b/>
+          <w:bCs/>
+          <w:noProof/>
           <w:color w:val="EE0000"/>
           <w:vertAlign w:val="superscript"/>
           <w:lang w:val="hy-AM"/>
@@ -2311,27 +2623,33 @@
       <w:r>
         <w:rPr>
           <w:rFonts w:ascii="Arian Grqi" w:hAnsi="Arian Grqi" w:cs="Arian Grqi"/>
-          <w:color w:val="EE0000"/>
-          <w:lang w:val="hy-AM"/>
-        </w:rPr>
-        <w:t> </w:t>
-      </w:r>
-      <w:r>
-        <w:rPr>
-          <w:rFonts w:ascii="Arian Grqi" w:hAnsi="Arian Grqi" w:cs="Arian Grqi"/>
+          <w:noProof/>
+          <w:color w:val="EE0000"/>
+          <w:lang w:val="hy-AM"/>
+        </w:rPr>
+        <w:t> </w:t>
+      </w:r>
+      <w:r>
+        <w:rPr>
+          <w:rFonts w:ascii="Arian Grqi" w:hAnsi="Arian Grqi" w:cs="Arian Grqi"/>
+          <w:noProof/>
           <w:color w:val="0070C0"/>
           <w:lang w:val="hy-AM"/>
         </w:rPr>
         <w:t>Այլ մեզ պարտ է, ոչ միայն ի սերմանց անտի առակ ի մէջ բերել, այլ ի պատուական մարմնոց մարդկան:</w:t>
       </w:r>
       <w:r>
-        <w:t xml:space="preserve"> </w:t>
-      </w:r>
-      <w:r>
-        <w:rPr>
-          <w:rFonts w:ascii="Arian Grqi" w:hAnsi="Arian Grqi" w:cs="Arian Grqi"/>
-          <w:b/>
-          <w:bCs/>
+        <w:rPr>
+          <w:noProof/>
+        </w:rPr>
+        <w:t xml:space="preserve"> </w:t>
+      </w:r>
+      <w:r>
+        <w:rPr>
+          <w:rFonts w:ascii="Arian Grqi" w:hAnsi="Arian Grqi" w:cs="Arian Grqi"/>
+          <w:b/>
+          <w:bCs/>
+          <w:noProof/>
           <w:color w:val="EE0000"/>
           <w:vertAlign w:val="superscript"/>
           <w:lang w:val="hy-AM"/>
@@ -2341,27 +2659,33 @@
       <w:r>
         <w:rPr>
           <w:rFonts w:ascii="Arian Grqi" w:hAnsi="Arian Grqi" w:cs="Arian Grqi"/>
-          <w:color w:val="EE0000"/>
-          <w:lang w:val="hy-AM"/>
-        </w:rPr>
-        <w:t> </w:t>
-      </w:r>
-      <w:r>
-        <w:rPr>
-          <w:rFonts w:ascii="Arian Grqi" w:hAnsi="Arian Grqi" w:cs="Arian Grqi"/>
+          <w:noProof/>
+          <w:color w:val="EE0000"/>
+          <w:lang w:val="hy-AM"/>
+        </w:rPr>
+        <w:t> </w:t>
+      </w:r>
+      <w:r>
+        <w:rPr>
+          <w:rFonts w:ascii="Arian Grqi" w:hAnsi="Arian Grqi" w:cs="Arian Grqi"/>
+          <w:noProof/>
           <w:color w:val="0070C0"/>
           <w:lang w:val="hy-AM"/>
         </w:rPr>
         <w:t>Դուք ինքնին գիտէք զՅովնան, որդին Ամաթեայ, վասն զի յամառեաց նա ի քարոզելն Նինուէացւոց, ընկլաւ նա ի պորտ ձկանն՝ գերիս տիւս եւ զերիս գիշերս:</w:t>
       </w:r>
       <w:r>
-        <w:t xml:space="preserve"> </w:t>
-      </w:r>
-      <w:r>
-        <w:rPr>
-          <w:rFonts w:ascii="Arian Grqi" w:hAnsi="Arian Grqi" w:cs="Arian Grqi"/>
-          <w:b/>
-          <w:bCs/>
+        <w:rPr>
+          <w:noProof/>
+        </w:rPr>
+        <w:t xml:space="preserve"> </w:t>
+      </w:r>
+      <w:r>
+        <w:rPr>
+          <w:rFonts w:ascii="Arian Grqi" w:hAnsi="Arian Grqi" w:cs="Arian Grqi"/>
+          <w:b/>
+          <w:bCs/>
+          <w:noProof/>
           <w:color w:val="EE0000"/>
           <w:vertAlign w:val="superscript"/>
           <w:lang w:val="hy-AM"/>
@@ -2371,27 +2695,33 @@
       <w:r>
         <w:rPr>
           <w:rFonts w:ascii="Arian Grqi" w:hAnsi="Arian Grqi" w:cs="Arian Grqi"/>
-          <w:color w:val="EE0000"/>
-          <w:lang w:val="hy-AM"/>
-        </w:rPr>
-        <w:t> </w:t>
-      </w:r>
-      <w:r>
-        <w:rPr>
-          <w:rFonts w:ascii="Arian Grqi" w:hAnsi="Arian Grqi" w:cs="Arian Grqi"/>
+          <w:noProof/>
+          <w:color w:val="EE0000"/>
+          <w:lang w:val="hy-AM"/>
+        </w:rPr>
+        <w:t> </w:t>
+      </w:r>
+      <w:r>
+        <w:rPr>
+          <w:rFonts w:ascii="Arian Grqi" w:hAnsi="Arian Grqi" w:cs="Arian Grqi"/>
+          <w:noProof/>
           <w:color w:val="0070C0"/>
           <w:lang w:val="hy-AM"/>
         </w:rPr>
         <w:t>Եւ ապա յետ երից աւուրց լուաւ Աստուած աղօթից նորա ի ներքին անդնդոց անտի. եւ ոչ ինչ ապականեցաւ նմա, եւ ոչ արտեւան մի կորացաւ, եւ ոչ մազ մի ի մարմնոյ նորա թափեցաւ:</w:t>
       </w:r>
       <w:r>
-        <w:t xml:space="preserve"> </w:t>
-      </w:r>
-      <w:r>
-        <w:rPr>
-          <w:rFonts w:ascii="Arian Grqi" w:hAnsi="Arian Grqi" w:cs="Arian Grqi"/>
-          <w:b/>
-          <w:bCs/>
+        <w:rPr>
+          <w:noProof/>
+        </w:rPr>
+        <w:t xml:space="preserve"> </w:t>
+      </w:r>
+      <w:r>
+        <w:rPr>
+          <w:rFonts w:ascii="Arian Grqi" w:hAnsi="Arian Grqi" w:cs="Arian Grqi"/>
+          <w:b/>
+          <w:bCs/>
+          <w:noProof/>
           <w:color w:val="EE0000"/>
           <w:vertAlign w:val="superscript"/>
           <w:lang w:val="hy-AM"/>
@@ -2401,27 +2731,33 @@
       <w:r>
         <w:rPr>
           <w:rFonts w:ascii="Arian Grqi" w:hAnsi="Arian Grqi" w:cs="Arian Grqi"/>
-          <w:color w:val="EE0000"/>
-          <w:lang w:val="hy-AM"/>
-        </w:rPr>
-        <w:t> </w:t>
-      </w:r>
-      <w:r>
-        <w:rPr>
-          <w:rFonts w:ascii="Arian Grqi" w:hAnsi="Arian Grqi" w:cs="Arian Grqi"/>
+          <w:noProof/>
+          <w:color w:val="EE0000"/>
+          <w:lang w:val="hy-AM"/>
+        </w:rPr>
+        <w:t> </w:t>
+      </w:r>
+      <w:r>
+        <w:rPr>
+          <w:rFonts w:ascii="Arian Grqi" w:hAnsi="Arian Grqi" w:cs="Arian Grqi"/>
+          <w:noProof/>
           <w:color w:val="0070C0"/>
           <w:lang w:val="hy-AM"/>
         </w:rPr>
         <w:t>Ո՞րչափ եւս առաւել վասն ձեր, թերահաւատք. եթէ Հաւատայք դուք ի Տեր Յիսուս Քրիստոս, յարուսցէ զձեզ, որպէս եւ ինքն յարեաւ։</w:t>
       </w:r>
       <w:r>
-        <w:t xml:space="preserve"> </w:t>
-      </w:r>
-      <w:r>
-        <w:rPr>
-          <w:rFonts w:ascii="Arian Grqi" w:hAnsi="Arian Grqi" w:cs="Arian Grqi"/>
-          <w:b/>
-          <w:bCs/>
+        <w:rPr>
+          <w:noProof/>
+        </w:rPr>
+        <w:t xml:space="preserve"> </w:t>
+      </w:r>
+      <w:r>
+        <w:rPr>
+          <w:rFonts w:ascii="Arian Grqi" w:hAnsi="Arian Grqi" w:cs="Arian Grqi"/>
+          <w:b/>
+          <w:bCs/>
+          <w:noProof/>
           <w:color w:val="EE0000"/>
           <w:vertAlign w:val="superscript"/>
           <w:lang w:val="hy-AM"/>
@@ -2431,14 +2767,16 @@
       <w:r>
         <w:rPr>
           <w:rFonts w:ascii="Arian Grqi" w:hAnsi="Arian Grqi" w:cs="Arian Grqi"/>
-          <w:color w:val="EE0000"/>
-          <w:lang w:val="hy-AM"/>
-        </w:rPr>
-        <w:t> </w:t>
-      </w:r>
-      <w:r>
-        <w:rPr>
-          <w:rFonts w:ascii="Arian Grqi" w:hAnsi="Arian Grqi" w:cs="Arian Grqi"/>
+          <w:noProof/>
+          <w:color w:val="EE0000"/>
+          <w:lang w:val="hy-AM"/>
+        </w:rPr>
+        <w:t> </w:t>
+      </w:r>
+      <w:r>
+        <w:rPr>
+          <w:rFonts w:ascii="Arian Grqi" w:hAnsi="Arian Grqi" w:cs="Arian Grqi"/>
+          <w:noProof/>
           <w:color w:val="0070C0"/>
           <w:lang w:val="hy-AM"/>
         </w:rPr>
@@ -2447,6 +2785,7 @@
       <w:r>
         <w:rPr>
           <w:rFonts w:ascii="Arian Grqi" w:hAnsi="Arian Grqi" w:cs="Arian Grqi"/>
+          <w:noProof/>
           <w:color w:val="0070C0"/>
           <w:lang w:val="hy-AM"/>
         </w:rPr>
@@ -2455,19 +2794,24 @@
       <w:r>
         <w:rPr>
           <w:rFonts w:ascii="Arian Grqi" w:hAnsi="Arian Grqi" w:cs="Arian Grqi"/>
+          <w:noProof/>
           <w:color w:val="0070C0"/>
           <w:lang w:val="hy-AM"/>
         </w:rPr>
         <w:t>ռեալն, դուք որչափ եւս առաւել, որ ի մարմին եւ յարիւն եւ ի Հոգին Քրիստոսի յեցեալ էք, յայնմ՝ աւուր յարիջիք՝ ողջանդամ մարմնով։</w:t>
       </w:r>
       <w:r>
-        <w:t xml:space="preserve"> </w:t>
-      </w:r>
-      <w:r>
-        <w:rPr>
-          <w:rFonts w:ascii="Arian Grqi" w:hAnsi="Arian Grqi" w:cs="Arian Grqi"/>
-          <w:b/>
-          <w:bCs/>
+        <w:rPr>
+          <w:noProof/>
+        </w:rPr>
+        <w:t xml:space="preserve"> </w:t>
+      </w:r>
+      <w:r>
+        <w:rPr>
+          <w:rFonts w:ascii="Arian Grqi" w:hAnsi="Arian Grqi" w:cs="Arian Grqi"/>
+          <w:b/>
+          <w:bCs/>
+          <w:noProof/>
           <w:color w:val="EE0000"/>
           <w:vertAlign w:val="superscript"/>
           <w:lang w:val="hy-AM"/>
@@ -2477,14 +2821,16 @@
       <w:r>
         <w:rPr>
           <w:rFonts w:ascii="Arian Grqi" w:hAnsi="Arian Grqi" w:cs="Arian Grqi"/>
-          <w:color w:val="EE0000"/>
-          <w:lang w:val="hy-AM"/>
-        </w:rPr>
-        <w:t> </w:t>
-      </w:r>
-      <w:r>
-        <w:rPr>
-          <w:rFonts w:ascii="Arian Grqi" w:hAnsi="Arian Grqi" w:cs="Arian Grqi"/>
+          <w:noProof/>
+          <w:color w:val="EE0000"/>
+          <w:lang w:val="hy-AM"/>
+        </w:rPr>
+        <w:t> </w:t>
+      </w:r>
+      <w:r>
+        <w:rPr>
+          <w:rFonts w:ascii="Arian Grqi" w:hAnsi="Arian Grqi" w:cs="Arian Grqi"/>
+          <w:noProof/>
           <w:color w:val="0070C0"/>
           <w:lang w:val="hy-AM"/>
         </w:rPr>
@@ -2497,12 +2843,16 @@
         <w:bidi w:val="0"/>
         <w:spacing w:before="120" w:beforeAutospacing="0" w:afterAutospacing="0"/>
         <w:jc w:val="both"/>
+        <w:rPr>
+          <w:noProof/>
+        </w:rPr>
       </w:pPr>
       <w:r>
         <w:rPr>
           <w:rFonts w:ascii="Arian Grqi" w:hAnsi="Arian Grqi" w:cs="Arian Grqi"/>
           <w:b/>
           <w:bCs/>
+          <w:noProof/>
           <w:color w:val="EE0000"/>
           <w:vertAlign w:val="superscript"/>
           <w:lang w:val="hy-AM"/>
@@ -2512,27 +2862,33 @@
       <w:r>
         <w:rPr>
           <w:rFonts w:ascii="Arian Grqi" w:hAnsi="Arian Grqi" w:cs="Arian Grqi"/>
-          <w:color w:val="EE0000"/>
-          <w:lang w:val="hy-AM"/>
-        </w:rPr>
-        <w:t> </w:t>
-      </w:r>
-      <w:r>
-        <w:rPr>
-          <w:rFonts w:ascii="Arian Grqi" w:hAnsi="Arian Grqi" w:cs="Arian Grqi"/>
+          <w:noProof/>
+          <w:color w:val="EE0000"/>
+          <w:lang w:val="hy-AM"/>
+        </w:rPr>
+        <w:t> </w:t>
+      </w:r>
+      <w:r>
+        <w:rPr>
+          <w:rFonts w:ascii="Arian Grqi" w:hAnsi="Arian Grqi" w:cs="Arian Grqi"/>
+          <w:noProof/>
           <w:color w:val="0070C0"/>
           <w:lang w:val="hy-AM"/>
         </w:rPr>
         <w:t>Ապա թէ այլ ինչ տարապարտուց ընդունիք, աշխատ ոք յայսմ՝ Հետէ զիս մի արասցէ:</w:t>
       </w:r>
       <w:r>
-        <w:t xml:space="preserve"> </w:t>
-      </w:r>
-      <w:r>
-        <w:rPr>
-          <w:rFonts w:ascii="Arian Grqi" w:hAnsi="Arian Grqi" w:cs="Arian Grqi"/>
-          <w:b/>
-          <w:bCs/>
+        <w:rPr>
+          <w:noProof/>
+        </w:rPr>
+        <w:t xml:space="preserve"> </w:t>
+      </w:r>
+      <w:r>
+        <w:rPr>
+          <w:rFonts w:ascii="Arian Grqi" w:hAnsi="Arian Grqi" w:cs="Arian Grqi"/>
+          <w:b/>
+          <w:bCs/>
+          <w:noProof/>
           <w:color w:val="EE0000"/>
           <w:vertAlign w:val="superscript"/>
           <w:lang w:val="hy-AM"/>
@@ -2542,14 +2898,16 @@
       <w:r>
         <w:rPr>
           <w:rFonts w:ascii="Arian Grqi" w:hAnsi="Arian Grqi" w:cs="Arian Grqi"/>
-          <w:color w:val="EE0000"/>
-          <w:lang w:val="hy-AM"/>
-        </w:rPr>
-        <w:t> </w:t>
-      </w:r>
-      <w:r>
-        <w:rPr>
-          <w:rFonts w:ascii="Arian Grqi" w:hAnsi="Arian Grqi" w:cs="Arian Grqi"/>
+          <w:noProof/>
+          <w:color w:val="EE0000"/>
+          <w:lang w:val="hy-AM"/>
+        </w:rPr>
+        <w:t> </w:t>
+      </w:r>
+      <w:r>
+        <w:rPr>
+          <w:rFonts w:ascii="Arian Grqi" w:hAnsi="Arian Grqi" w:cs="Arian Grqi"/>
+          <w:noProof/>
           <w:color w:val="0070C0"/>
           <w:lang w:val="hy-AM"/>
         </w:rPr>
@@ -2558,6 +2916,7 @@
       <w:r>
         <w:rPr>
           <w:rFonts w:ascii="Arian Grqi" w:hAnsi="Arian Grqi" w:cs="Arian Grqi"/>
+          <w:noProof/>
           <w:color w:val="0070C0"/>
           <w:lang w:val="hy-AM"/>
         </w:rPr>
@@ -2566,19 +2925,24 @@
       <w:r>
         <w:rPr>
           <w:rFonts w:ascii="Arian Grqi" w:hAnsi="Arian Grqi" w:cs="Arian Grqi"/>
+          <w:noProof/>
           <w:color w:val="0070C0"/>
           <w:lang w:val="hy-AM"/>
         </w:rPr>
         <w:t>ամբերեմ՝, զի յարութեան ի մեռելոցն արժանի եղէց:</w:t>
       </w:r>
       <w:r>
-        <w:t xml:space="preserve"> </w:t>
-      </w:r>
-      <w:r>
-        <w:rPr>
-          <w:rFonts w:ascii="Arian Grqi" w:hAnsi="Arian Grqi" w:cs="Arian Grqi"/>
-          <w:b/>
-          <w:bCs/>
+        <w:rPr>
+          <w:noProof/>
+        </w:rPr>
+        <w:t xml:space="preserve"> </w:t>
+      </w:r>
+      <w:r>
+        <w:rPr>
+          <w:rFonts w:ascii="Arian Grqi" w:hAnsi="Arian Grqi" w:cs="Arian Grqi"/>
+          <w:b/>
+          <w:bCs/>
+          <w:noProof/>
           <w:color w:val="EE0000"/>
           <w:vertAlign w:val="superscript"/>
           <w:lang w:val="hy-AM"/>
@@ -2588,14 +2952,16 @@
       <w:r>
         <w:rPr>
           <w:rFonts w:ascii="Arian Grqi" w:hAnsi="Arian Grqi" w:cs="Arian Grqi"/>
-          <w:color w:val="EE0000"/>
-          <w:lang w:val="hy-AM"/>
-        </w:rPr>
-        <w:t> </w:t>
-      </w:r>
-      <w:r>
-        <w:rPr>
-          <w:rFonts w:ascii="Arian Grqi" w:hAnsi="Arian Grqi" w:cs="Arian Grqi"/>
+          <w:noProof/>
+          <w:color w:val="EE0000"/>
+          <w:lang w:val="hy-AM"/>
+        </w:rPr>
+        <w:t> </w:t>
+      </w:r>
+      <w:r>
+        <w:rPr>
+          <w:rFonts w:ascii="Arian Grqi" w:hAnsi="Arian Grqi" w:cs="Arian Grqi"/>
+          <w:noProof/>
           <w:color w:val="0070C0"/>
           <w:lang w:val="hy-AM"/>
         </w:rPr>
@@ -2604,6 +2970,7 @@
       <w:r>
         <w:rPr>
           <w:rFonts w:ascii="Arian Grqi" w:hAnsi="Arian Grqi" w:cs="Arian Grqi"/>
+          <w:noProof/>
           <w:color w:val="0070C0"/>
           <w:lang w:val="hy-AM"/>
         </w:rPr>
@@ -2612,19 +2979,24 @@
       <w:r>
         <w:rPr>
           <w:rFonts w:ascii="Arian Grqi" w:hAnsi="Arian Grqi" w:cs="Arian Grqi"/>
+          <w:noProof/>
           <w:color w:val="0070C0"/>
           <w:lang w:val="hy-AM"/>
         </w:rPr>
         <w:t>թեան մեռելոց, զկեանսն յաւիտենից ժառանգեսջիք:</w:t>
       </w:r>
       <w:r>
-        <w:t xml:space="preserve"> </w:t>
-      </w:r>
-      <w:r>
-        <w:rPr>
-          <w:rFonts w:ascii="Arian Grqi" w:hAnsi="Arian Grqi" w:cs="Arian Grqi"/>
-          <w:b/>
-          <w:bCs/>
+        <w:rPr>
+          <w:noProof/>
+        </w:rPr>
+        <w:t xml:space="preserve"> </w:t>
+      </w:r>
+      <w:r>
+        <w:rPr>
+          <w:rFonts w:ascii="Arian Grqi" w:hAnsi="Arian Grqi" w:cs="Arian Grqi"/>
+          <w:b/>
+          <w:bCs/>
+          <w:noProof/>
           <w:color w:val="EE0000"/>
           <w:vertAlign w:val="superscript"/>
           <w:lang w:val="hy-AM"/>
@@ -2634,27 +3006,33 @@
       <w:r>
         <w:rPr>
           <w:rFonts w:ascii="Arian Grqi" w:hAnsi="Arian Grqi" w:cs="Arian Grqi"/>
-          <w:color w:val="EE0000"/>
-          <w:lang w:val="hy-AM"/>
-        </w:rPr>
-        <w:t> </w:t>
-      </w:r>
-      <w:r>
-        <w:rPr>
-          <w:rFonts w:ascii="Arian Grqi" w:hAnsi="Arian Grqi" w:cs="Arian Grqi"/>
+          <w:noProof/>
+          <w:color w:val="EE0000"/>
+          <w:lang w:val="hy-AM"/>
+        </w:rPr>
+        <w:t> </w:t>
+      </w:r>
+      <w:r>
+        <w:rPr>
+          <w:rFonts w:ascii="Arian Grqi" w:hAnsi="Arian Grqi" w:cs="Arian Grqi"/>
+          <w:noProof/>
           <w:color w:val="0070C0"/>
           <w:lang w:val="hy-AM"/>
         </w:rPr>
         <w:t>Ապա եթէ թերահաւատ ոք լինիցի եւ յանցանիցէ, դատաստան անձին իւրում նիւթէ ընդ չարագործսն, եւ ընդ այնոսիկ, որ զայնպիսի առաջարկութիւն մոլորութեան մարդկան ունին, պատժի։</w:t>
       </w:r>
       <w:r>
-        <w:t xml:space="preserve"> </w:t>
-      </w:r>
-      <w:r>
-        <w:rPr>
-          <w:rFonts w:ascii="Arian Grqi" w:hAnsi="Arian Grqi" w:cs="Arian Grqi"/>
-          <w:b/>
-          <w:bCs/>
+        <w:rPr>
+          <w:noProof/>
+        </w:rPr>
+        <w:t xml:space="preserve"> </w:t>
+      </w:r>
+      <w:r>
+        <w:rPr>
+          <w:rFonts w:ascii="Arian Grqi" w:hAnsi="Arian Grqi" w:cs="Arian Grqi"/>
+          <w:b/>
+          <w:bCs/>
+          <w:noProof/>
           <w:color w:val="EE0000"/>
           <w:vertAlign w:val="superscript"/>
           <w:lang w:val="hy-AM"/>
@@ -2664,27 +3042,33 @@
       <w:r>
         <w:rPr>
           <w:rFonts w:ascii="Arian Grqi" w:hAnsi="Arian Grqi" w:cs="Arian Grqi"/>
-          <w:color w:val="EE0000"/>
-          <w:lang w:val="hy-AM"/>
-        </w:rPr>
-        <w:t> </w:t>
-      </w:r>
-      <w:r>
-        <w:rPr>
-          <w:rFonts w:ascii="Arian Grqi" w:hAnsi="Arian Grqi" w:cs="Arian Grqi"/>
+          <w:noProof/>
+          <w:color w:val="EE0000"/>
+          <w:lang w:val="hy-AM"/>
+        </w:rPr>
+        <w:t> </w:t>
+      </w:r>
+      <w:r>
+        <w:rPr>
+          <w:rFonts w:ascii="Arian Grqi" w:hAnsi="Arian Grqi" w:cs="Arian Grqi"/>
+          <w:noProof/>
           <w:color w:val="0070C0"/>
           <w:lang w:val="hy-AM"/>
         </w:rPr>
         <w:t>Զի նոքա ինքնին իսկ են ծնունդք իժից եւ կորիւնք օձից եւ քարբից:</w:t>
       </w:r>
       <w:r>
-        <w:t xml:space="preserve"> </w:t>
-      </w:r>
-      <w:r>
-        <w:rPr>
-          <w:rFonts w:ascii="Arian Grqi" w:hAnsi="Arian Grqi" w:cs="Arian Grqi"/>
-          <w:b/>
-          <w:bCs/>
+        <w:rPr>
+          <w:noProof/>
+        </w:rPr>
+        <w:t xml:space="preserve"> </w:t>
+      </w:r>
+      <w:r>
+        <w:rPr>
+          <w:rFonts w:ascii="Arian Grqi" w:hAnsi="Arian Grqi" w:cs="Arian Grqi"/>
+          <w:b/>
+          <w:bCs/>
+          <w:noProof/>
           <w:color w:val="EE0000"/>
           <w:vertAlign w:val="superscript"/>
           <w:lang w:val="hy-AM"/>
@@ -2694,27 +3078,33 @@
       <w:r>
         <w:rPr>
           <w:rFonts w:ascii="Arian Grqi" w:hAnsi="Arian Grqi" w:cs="Arian Grqi"/>
-          <w:color w:val="EE0000"/>
-          <w:lang w:val="hy-AM"/>
-        </w:rPr>
-        <w:t> </w:t>
-      </w:r>
-      <w:r>
-        <w:rPr>
-          <w:rFonts w:ascii="Arian Grqi" w:hAnsi="Arian Grqi" w:cs="Arian Grqi"/>
+          <w:noProof/>
+          <w:color w:val="EE0000"/>
+          <w:lang w:val="hy-AM"/>
+        </w:rPr>
+        <w:t> </w:t>
+      </w:r>
+      <w:r>
+        <w:rPr>
+          <w:rFonts w:ascii="Arian Grqi" w:hAnsi="Arian Grqi" w:cs="Arian Grqi"/>
+          <w:noProof/>
           <w:color w:val="0070C0"/>
           <w:lang w:val="hy-AM"/>
         </w:rPr>
         <w:t>Մերժեցարուք եւ ի բաց մեկնեցարուք ի նոցանէ զօրութեամբ Տեառն մերոց Յիսուսի Քրիստոսի։</w:t>
       </w:r>
       <w:r>
-        <w:t xml:space="preserve"> </w:t>
-      </w:r>
-      <w:r>
-        <w:rPr>
-          <w:rFonts w:ascii="Arian Grqi" w:hAnsi="Arian Grqi" w:cs="Arian Grqi"/>
-          <w:b/>
-          <w:bCs/>
+        <w:rPr>
+          <w:noProof/>
+        </w:rPr>
+        <w:t xml:space="preserve"> </w:t>
+      </w:r>
+      <w:r>
+        <w:rPr>
+          <w:rFonts w:ascii="Arian Grqi" w:hAnsi="Arian Grqi" w:cs="Arian Grqi"/>
+          <w:b/>
+          <w:bCs/>
+          <w:noProof/>
           <w:color w:val="EE0000"/>
           <w:vertAlign w:val="superscript"/>
           <w:lang w:val="hy-AM"/>
@@ -2724,14 +3114,16 @@
       <w:r>
         <w:rPr>
           <w:rFonts w:ascii="Arian Grqi" w:hAnsi="Arian Grqi" w:cs="Arian Grqi"/>
-          <w:color w:val="EE0000"/>
-          <w:lang w:val="hy-AM"/>
-        </w:rPr>
-        <w:t> </w:t>
-      </w:r>
-      <w:r>
-        <w:rPr>
-          <w:rFonts w:ascii="Arian Grqi" w:hAnsi="Arian Grqi" w:cs="Arian Grqi"/>
+          <w:noProof/>
+          <w:color w:val="EE0000"/>
+          <w:lang w:val="hy-AM"/>
+        </w:rPr>
+        <w:t> </w:t>
+      </w:r>
+      <w:r>
+        <w:rPr>
+          <w:rFonts w:ascii="Arian Grqi" w:hAnsi="Arian Grqi" w:cs="Arian Grqi"/>
+          <w:noProof/>
           <w:color w:val="0070C0"/>
           <w:lang w:val="hy-AM"/>
         </w:rPr>
@@ -2740,6 +3132,7 @@
       <w:r>
         <w:rPr>
           <w:rFonts w:ascii="Arian Grqi" w:hAnsi="Arian Grqi" w:cs="Arian Grqi"/>
+          <w:noProof/>
           <w:color w:val="0070C0"/>
           <w:lang w:val="hy-AM"/>
         </w:rPr>
@@ -2748,26 +3141,11 @@
       <w:r>
         <w:rPr>
           <w:rFonts w:ascii="Arian Grqi" w:hAnsi="Arian Grqi" w:cs="Arian Grqi"/>
+          <w:noProof/>
           <w:color w:val="0070C0"/>
           <w:lang w:val="hy-AM"/>
         </w:rPr>
         <w:t xml:space="preserve"> ան:</w:t>
-      </w:r>
-    </w:p>
-    <w:p>
-      <w:pPr>
-        <w:pStyle w:val="aramaic"/>
-        <w:bidi w:val="0"/>
-        <w:spacing w:before="120" w:beforeAutospacing="0" w:afterAutospacing="0"/>
-        <w:jc w:val="both"/>
-      </w:pPr>
-      <w:r>
-        <w:rPr>
-          <w:rFonts w:ascii="Arian Grqi" w:hAnsi="Arian Grqi" w:cs="Arian Grqi"/>
-          <w:color w:val="0070C0"/>
-          <w:lang w:val="hy-AM"/>
-        </w:rPr>
-        <w:t xml:space="preserve"> </w:t>
       </w:r>
     </w:p>
     <w:sectPr>
